--- a/resume/PHP后端开发.docx
+++ b/resume/PHP后端开发.docx
@@ -553,24 +553,44 @@
         <w:ind w:right="111"/>
         <w:jc w:val="both"/>
         <w:rPr>
+          <w:color w:val="4B4B4E"/>
+        </w:rPr>
+      </w:pPr>
+      <w:r>
+        <w:rPr>
+          <w:rFonts w:hint="eastAsia"/>
+          <w:b/>
+          <w:color w:val="4B4B4E"/>
+          <w:lang w:val="en-US" w:eastAsia="zh-CN"/>
+        </w:rPr>
+        <w:t>项目</w:t>
+      </w:r>
+      <w:r>
+        <w:rPr>
+          <w:b/>
+          <w:color w:val="4B4B4E"/>
+        </w:rPr>
+        <w:t>重构</w:t>
+      </w:r>
+      <w:r>
+        <w:rPr>
+          <w:color w:val="4B4B4E"/>
+        </w:rPr>
+        <w:t>：</w:t>
+      </w:r>
+    </w:p>
+    <w:p>
+      <w:pPr>
+        <w:pStyle w:val="5"/>
+        <w:spacing w:before="3" w:line="333" w:lineRule="auto"/>
+        <w:ind w:right="111"/>
+        <w:jc w:val="both"/>
+        <w:rPr>
           <w:rFonts w:hint="default"/>
           <w:color w:val="4B4B4E"/>
           <w:lang w:val="en-US" w:eastAsia="zh-CN"/>
         </w:rPr>
       </w:pPr>
-      <w:r>
-        <w:rPr>
-          <w:b/>
-          <w:color w:val="4B4B4E"/>
-        </w:rPr>
-        <w:t>重构</w:t>
-      </w:r>
-      <w:r>
-        <w:rPr>
-          <w:color w:val="4B4B4E"/>
-        </w:rPr>
-        <w:t>：</w:t>
-      </w:r>
       <w:r>
         <w:rPr>
           <w:rFonts w:hint="eastAsia"/>
@@ -695,166 +715,383 @@
       <w:pPr>
         <w:pStyle w:val="5"/>
         <w:spacing w:before="6" w:line="336" w:lineRule="auto"/>
-        <w:ind w:right="111" w:firstLine="380" w:firstLineChars="200"/>
+        <w:ind w:right="111"/>
         <w:jc w:val="both"/>
         <w:rPr>
-          <w:rFonts w:hint="eastAsia" w:eastAsia="微软雅黑"/>
-          <w:color w:val="4B4B4E"/>
-          <w:lang w:eastAsia="zh-CN"/>
-        </w:rPr>
-      </w:pPr>
-      <w:r>
-        <w:rPr>
-          <w:strike w:val="0"/>
-          <w:dstrike w:val="0"/>
-          <w:color w:val="4B4B4E"/>
-          <w:highlight w:val="none"/>
-        </w:rPr>
-        <w:t>智慧家禽</w:t>
-      </w:r>
-      <w:r>
-        <w:rPr>
-          <w:rFonts w:hint="eastAsia"/>
-          <w:strike w:val="0"/>
-          <w:dstrike w:val="0"/>
-          <w:color w:val="4B4B4E"/>
-          <w:highlight w:val="none"/>
-          <w:lang w:val="en-US" w:eastAsia="zh-CN"/>
-        </w:rPr>
-        <w:t>系</w:t>
-      </w:r>
-      <w:r>
-        <w:rPr>
-          <w:strike w:val="0"/>
-          <w:dstrike w:val="0"/>
-          <w:color w:val="4B4B4E"/>
-          <w:highlight w:val="none"/>
-        </w:rPr>
-        <w:t>统</w:t>
-      </w:r>
-      <w:r>
-        <w:rPr>
-          <w:rFonts w:hint="eastAsia"/>
-          <w:strike w:val="0"/>
-          <w:dstrike w:val="0"/>
-          <w:color w:val="4B4B4E"/>
-          <w:highlight w:val="none"/>
-          <w:lang w:eastAsia="zh-CN"/>
-        </w:rPr>
-        <w:t>：</w:t>
-      </w:r>
-      <w:r>
-        <w:rPr>
-          <w:rFonts w:hint="eastAsia"/>
-          <w:strike w:val="0"/>
-          <w:dstrike w:val="0"/>
-          <w:color w:val="4B4B4E"/>
-          <w:highlight w:val="none"/>
-          <w:lang w:val="en-US" w:eastAsia="zh-CN"/>
-        </w:rPr>
-        <w:t>联动第三方对接的业务</w:t>
-      </w:r>
-      <w:r>
-        <w:rPr>
-          <w:strike w:val="0"/>
-          <w:dstrike w:val="0"/>
-          <w:color w:val="4B4B4E"/>
-          <w:highlight w:val="none"/>
-        </w:rPr>
-        <w:t>，</w:t>
-      </w:r>
-      <w:r>
-        <w:rPr>
-          <w:rFonts w:hint="eastAsia"/>
-          <w:strike w:val="0"/>
-          <w:dstrike w:val="0"/>
-          <w:color w:val="4B4B4E"/>
-          <w:highlight w:val="none"/>
-          <w:lang w:val="en-US" w:eastAsia="zh-CN"/>
-        </w:rPr>
-        <w:t>对家禽绑定物理设备，数字化家禽的生长</w:t>
-      </w:r>
-      <w:r>
-        <w:rPr>
-          <w:rFonts w:hint="eastAsia"/>
-          <w:strike w:val="0"/>
-          <w:dstrike w:val="0"/>
-          <w:color w:val="4B4B4E"/>
-          <w:highlight w:val="none"/>
-          <w:lang w:eastAsia="zh-CN"/>
-        </w:rPr>
-        <w:t>，</w:t>
-      </w:r>
-      <w:r>
-        <w:rPr>
-          <w:rFonts w:hint="eastAsia"/>
-          <w:strike w:val="0"/>
-          <w:dstrike w:val="0"/>
-          <w:color w:val="4B4B4E"/>
-          <w:highlight w:val="none"/>
-          <w:lang w:val="en-US" w:eastAsia="zh-CN"/>
-        </w:rPr>
-        <w:t>并以</w:t>
-      </w:r>
-      <w:r>
-        <w:rPr>
-          <w:strike w:val="0"/>
-          <w:dstrike w:val="0"/>
-          <w:color w:val="4B4B4E"/>
-          <w:highlight w:val="none"/>
-        </w:rPr>
-        <w:t>可视化的界面</w:t>
-      </w:r>
-      <w:r>
-        <w:rPr>
-          <w:rFonts w:hint="eastAsia"/>
-          <w:strike w:val="0"/>
-          <w:dstrike w:val="0"/>
-          <w:color w:val="4B4B4E"/>
-          <w:highlight w:val="none"/>
-          <w:lang w:val="en-US" w:eastAsia="zh-CN"/>
-        </w:rPr>
-        <w:t>为用户</w:t>
-      </w:r>
-      <w:r>
-        <w:rPr>
-          <w:strike w:val="0"/>
-          <w:dstrike w:val="0"/>
-          <w:color w:val="4B4B4E"/>
-          <w:highlight w:val="none"/>
-        </w:rPr>
-        <w:t>提供良好的体验以及</w:t>
-      </w:r>
-      <w:r>
-        <w:rPr>
-          <w:rFonts w:hint="eastAsia"/>
-          <w:strike w:val="0"/>
-          <w:dstrike w:val="0"/>
-          <w:color w:val="4B4B4E"/>
-          <w:highlight w:val="none"/>
-          <w:lang w:val="en-US" w:eastAsia="zh-CN"/>
-        </w:rPr>
-        <w:t>为管理员</w:t>
-      </w:r>
-      <w:r>
-        <w:rPr>
-          <w:strike w:val="0"/>
-          <w:dstrike w:val="0"/>
-          <w:color w:val="4B4B4E"/>
-          <w:highlight w:val="none"/>
-        </w:rPr>
-        <w:t>便捷的</w:t>
+          <w:rFonts w:hint="eastAsia"/>
+          <w:color w:val="4B4B4E"/>
+          <w:lang w:val="en-US" w:eastAsia="zh-CN"/>
+        </w:rPr>
+      </w:pPr>
+      <w:r>
+        <w:rPr>
+          <w:rFonts w:hint="eastAsia"/>
+          <w:color w:val="4B4B4E"/>
+          <w:lang w:val="en-US" w:eastAsia="zh-CN"/>
+        </w:rPr>
+        <w:t>版本更新功能：</w:t>
+      </w:r>
+    </w:p>
+    <w:p>
+      <w:pPr>
+        <w:pStyle w:val="5"/>
+        <w:spacing w:before="6" w:line="336" w:lineRule="auto"/>
+        <w:ind w:right="111" w:firstLine="0" w:firstLineChars="0"/>
+        <w:jc w:val="both"/>
+        <w:rPr>
+          <w:rFonts w:hint="eastAsia"/>
+          <w:strike w:val="0"/>
+          <w:dstrike w:val="0"/>
+          <w:color w:val="4B4B4E"/>
+          <w:highlight w:val="none"/>
+          <w:lang w:val="en-US" w:eastAsia="zh-CN"/>
+        </w:rPr>
+      </w:pPr>
+      <w:r>
+        <w:rPr>
+          <w:rFonts w:hint="eastAsia"/>
+          <w:strike w:val="0"/>
+          <w:dstrike w:val="0"/>
+          <w:color w:val="4B4B4E"/>
+          <w:highlight w:val="none"/>
+          <w:lang w:val="en-US" w:eastAsia="zh-CN"/>
+        </w:rPr>
+        <w:t>参与项目版本更新功能的编写，简化了版本更新流程和操作。</w:t>
+      </w:r>
+    </w:p>
+    <w:p>
+      <w:pPr>
+        <w:pStyle w:val="5"/>
+        <w:spacing w:before="6" w:line="336" w:lineRule="auto"/>
+        <w:ind w:right="111" w:firstLine="0" w:firstLineChars="0"/>
+        <w:jc w:val="both"/>
+        <w:rPr>
+          <w:rFonts w:hint="eastAsia"/>
+          <w:strike w:val="0"/>
+          <w:dstrike w:val="0"/>
+          <w:color w:val="4B4B4E"/>
+          <w:highlight w:val="none"/>
+          <w:lang w:val="en-US" w:eastAsia="zh-CN"/>
+        </w:rPr>
+      </w:pPr>
+      <w:r>
+        <w:rPr>
+          <w:rFonts w:hint="eastAsia"/>
+          <w:strike w:val="0"/>
+          <w:dstrike w:val="0"/>
+          <w:color w:val="4B4B4E"/>
+          <w:highlight w:val="none"/>
+          <w:lang w:val="en-US" w:eastAsia="zh-CN"/>
+        </w:rPr>
+        <w:t>创建更新版本，并设置自动打包更新文件，数据库结构文件以及部分数据库，并使用七牛云存储。</w:t>
+      </w:r>
+    </w:p>
+    <w:p>
+      <w:pPr>
+        <w:pStyle w:val="5"/>
+        <w:spacing w:before="6" w:line="336" w:lineRule="auto"/>
+        <w:ind w:right="111" w:firstLine="0" w:firstLineChars="0"/>
+        <w:jc w:val="both"/>
+        <w:rPr>
+          <w:rFonts w:hint="default"/>
+          <w:strike w:val="0"/>
+          <w:dstrike w:val="0"/>
+          <w:color w:val="4B4B4E"/>
+          <w:highlight w:val="none"/>
+          <w:lang w:val="en-US" w:eastAsia="zh-CN"/>
+        </w:rPr>
+      </w:pPr>
+      <w:r>
+        <w:rPr>
+          <w:rFonts w:hint="eastAsia"/>
+          <w:strike w:val="0"/>
+          <w:dstrike w:val="0"/>
+          <w:color w:val="4B4B4E"/>
+          <w:highlight w:val="none"/>
+          <w:lang w:val="en-US" w:eastAsia="zh-CN"/>
+        </w:rPr>
+        <w:t>打包文件时，拉去git上的代码，并通过使用md5_file保存文件内容，以及文件路径，生成更新文件的json文件，并压缩文件通过七牛云存储</w:t>
+      </w:r>
+    </w:p>
+    <w:p>
+      <w:pPr>
+        <w:pStyle w:val="5"/>
+        <w:spacing w:before="6" w:line="336" w:lineRule="auto"/>
+        <w:ind w:right="111" w:firstLine="0" w:firstLineChars="0"/>
+        <w:jc w:val="both"/>
+        <w:rPr>
+          <w:rFonts w:hint="eastAsia"/>
+          <w:strike w:val="0"/>
+          <w:dstrike w:val="0"/>
+          <w:color w:val="4B4B4E"/>
+          <w:highlight w:val="none"/>
+          <w:lang w:val="en-US" w:eastAsia="zh-CN"/>
+        </w:rPr>
+      </w:pPr>
+      <w:r>
+        <w:rPr>
+          <w:rFonts w:hint="eastAsia"/>
+          <w:strike w:val="0"/>
+          <w:dstrike w:val="0"/>
+          <w:color w:val="4B4B4E"/>
+          <w:highlight w:val="none"/>
+          <w:lang w:val="en-US" w:eastAsia="zh-CN"/>
+        </w:rPr>
+        <w:t>打包数据库时，通过读取数据库的表，以及表的索引，表的字段，以及字段的信息，生成数据库json文件。</w:t>
       </w:r>
       <w:bookmarkStart w:id="0" w:name="_GoBack"/>
       <w:bookmarkEnd w:id="0"/>
-      <w:r>
-        <w:rPr>
-          <w:strike w:val="0"/>
-          <w:dstrike w:val="0"/>
-          <w:color w:val="4B4B4E"/>
-          <w:highlight w:val="none"/>
-        </w:rPr>
-        <w:t>管理方式。对给定的需求，进行需求分析，以及数据库的设计以及后端代码实现。从设计数据库，到项目完成，严格按照开发规范推进，独立开发，项目上线后正常运行。</w:t>
+    </w:p>
+    <w:p>
+      <w:pPr>
+        <w:pStyle w:val="5"/>
+        <w:spacing w:before="6" w:line="336" w:lineRule="auto"/>
+        <w:ind w:right="111" w:firstLine="0" w:firstLineChars="0"/>
+        <w:jc w:val="both"/>
+        <w:rPr>
+          <w:rFonts w:hint="eastAsia"/>
+          <w:strike w:val="0"/>
+          <w:dstrike w:val="0"/>
+          <w:color w:val="4B4B4E"/>
+          <w:highlight w:val="none"/>
+          <w:lang w:val="en-US" w:eastAsia="zh-CN"/>
+        </w:rPr>
+      </w:pPr>
+      <w:r>
+        <w:rPr>
+          <w:rFonts w:hint="eastAsia"/>
+          <w:strike w:val="0"/>
+          <w:dstrike w:val="0"/>
+          <w:color w:val="4B4B4E"/>
+          <w:highlight w:val="none"/>
+          <w:lang w:val="en-US" w:eastAsia="zh-CN"/>
+        </w:rPr>
+        <w:t>有新版本时，通过版本更新验证并同意更新之后，自动更新文件以及数据库。</w:t>
+      </w:r>
+    </w:p>
+    <w:p>
+      <w:pPr>
+        <w:pStyle w:val="5"/>
+        <w:spacing w:before="6" w:line="336" w:lineRule="auto"/>
+        <w:ind w:right="111" w:firstLine="0" w:firstLineChars="0"/>
+        <w:jc w:val="both"/>
+        <w:rPr>
+          <w:rFonts w:hint="eastAsia"/>
+          <w:strike w:val="0"/>
+          <w:dstrike w:val="0"/>
+          <w:color w:val="4B4B4E"/>
+          <w:highlight w:val="none"/>
+          <w:lang w:val="en-US" w:eastAsia="zh-CN"/>
+        </w:rPr>
+      </w:pPr>
+      <w:r>
+        <w:rPr>
+          <w:rFonts w:hint="eastAsia"/>
+          <w:strike w:val="0"/>
+          <w:dstrike w:val="0"/>
+          <w:color w:val="4B4B4E"/>
+          <w:highlight w:val="none"/>
+          <w:lang w:val="en-US" w:eastAsia="zh-CN"/>
+        </w:rPr>
+        <w:t>云端使用easyswoole 的异步协程，打包更新所需资源，使用七牛云存储保存更新所需资源，方便更新。</w:t>
+      </w:r>
+    </w:p>
+    <w:p>
+      <w:pPr>
+        <w:pStyle w:val="5"/>
+        <w:spacing w:before="6" w:line="336" w:lineRule="auto"/>
+        <w:ind w:right="111" w:firstLine="0" w:firstLineChars="0"/>
+        <w:jc w:val="both"/>
+        <w:rPr>
+          <w:rFonts w:hint="default"/>
+          <w:strike w:val="0"/>
+          <w:dstrike w:val="0"/>
+          <w:color w:val="4B4B4E"/>
+          <w:highlight w:val="none"/>
+          <w:lang w:val="en-US" w:eastAsia="zh-CN"/>
+        </w:rPr>
+      </w:pPr>
+      <w:r>
+        <w:rPr>
+          <w:rFonts w:hint="eastAsia"/>
+          <w:strike w:val="0"/>
+          <w:dstrike w:val="0"/>
+          <w:color w:val="4B4B4E"/>
+          <w:highlight w:val="none"/>
+          <w:lang w:val="en-US" w:eastAsia="zh-CN"/>
+        </w:rPr>
+        <w:t>MySQL存储项目版本以及更新所需的资源路径。</w:t>
+      </w:r>
+    </w:p>
+    <w:p>
+      <w:pPr>
+        <w:pStyle w:val="5"/>
+        <w:spacing w:before="6" w:line="336" w:lineRule="auto"/>
+        <w:ind w:right="111"/>
+        <w:jc w:val="both"/>
+        <w:rPr>
+          <w:rFonts w:hint="eastAsia"/>
+          <w:strike w:val="0"/>
+          <w:dstrike w:val="0"/>
+          <w:color w:val="4B4B4E"/>
+          <w:highlight w:val="none"/>
+          <w:lang w:eastAsia="zh-CN"/>
+        </w:rPr>
+      </w:pPr>
+      <w:r>
+        <w:rPr>
+          <w:strike w:val="0"/>
+          <w:dstrike w:val="0"/>
+          <w:color w:val="4B4B4E"/>
+          <w:highlight w:val="none"/>
+        </w:rPr>
+        <w:t>智慧家禽</w:t>
+      </w:r>
+      <w:r>
+        <w:rPr>
+          <w:rFonts w:hint="eastAsia"/>
+          <w:strike w:val="0"/>
+          <w:dstrike w:val="0"/>
+          <w:color w:val="4B4B4E"/>
+          <w:highlight w:val="none"/>
+          <w:lang w:val="en-US" w:eastAsia="zh-CN"/>
+        </w:rPr>
+        <w:t>系</w:t>
+      </w:r>
+      <w:r>
+        <w:rPr>
+          <w:strike w:val="0"/>
+          <w:dstrike w:val="0"/>
+          <w:color w:val="4B4B4E"/>
+          <w:highlight w:val="none"/>
+        </w:rPr>
+        <w:t>统</w:t>
+      </w:r>
+      <w:r>
+        <w:rPr>
+          <w:rFonts w:hint="eastAsia"/>
+          <w:strike w:val="0"/>
+          <w:dstrike w:val="0"/>
+          <w:color w:val="4B4B4E"/>
+          <w:highlight w:val="none"/>
+          <w:lang w:eastAsia="zh-CN"/>
+        </w:rPr>
+        <w:t>：</w:t>
+      </w:r>
+    </w:p>
+    <w:p>
+      <w:pPr>
+        <w:pStyle w:val="5"/>
+        <w:spacing w:before="6" w:line="336" w:lineRule="auto"/>
+        <w:ind w:right="111"/>
+        <w:jc w:val="both"/>
+        <w:rPr>
+          <w:rFonts w:hint="eastAsia" w:eastAsia="微软雅黑"/>
+          <w:color w:val="4B4B4E"/>
+          <w:lang w:eastAsia="zh-CN"/>
+        </w:rPr>
+      </w:pPr>
+      <w:r>
+        <w:rPr>
+          <w:rFonts w:hint="eastAsia"/>
+          <w:strike w:val="0"/>
+          <w:dstrike w:val="0"/>
+          <w:color w:val="4B4B4E"/>
+          <w:highlight w:val="none"/>
+          <w:lang w:val="en-US" w:eastAsia="zh-CN"/>
+        </w:rPr>
+        <w:t>联动第三方对接的业务</w:t>
+      </w:r>
+      <w:r>
+        <w:rPr>
+          <w:strike w:val="0"/>
+          <w:dstrike w:val="0"/>
+          <w:color w:val="4B4B4E"/>
+          <w:highlight w:val="none"/>
+        </w:rPr>
+        <w:t>，</w:t>
+      </w:r>
+      <w:r>
+        <w:rPr>
+          <w:rFonts w:hint="eastAsia"/>
+          <w:strike w:val="0"/>
+          <w:dstrike w:val="0"/>
+          <w:color w:val="4B4B4E"/>
+          <w:highlight w:val="none"/>
+          <w:lang w:val="en-US" w:eastAsia="zh-CN"/>
+        </w:rPr>
+        <w:t>对家禽绑定物理设备，数字化家禽的生长</w:t>
+      </w:r>
+      <w:r>
+        <w:rPr>
+          <w:rFonts w:hint="eastAsia"/>
+          <w:strike w:val="0"/>
+          <w:dstrike w:val="0"/>
+          <w:color w:val="4B4B4E"/>
+          <w:highlight w:val="none"/>
+          <w:lang w:eastAsia="zh-CN"/>
+        </w:rPr>
+        <w:t>，</w:t>
+      </w:r>
+      <w:r>
+        <w:rPr>
+          <w:rFonts w:hint="eastAsia"/>
+          <w:strike w:val="0"/>
+          <w:dstrike w:val="0"/>
+          <w:color w:val="4B4B4E"/>
+          <w:highlight w:val="none"/>
+          <w:lang w:val="en-US" w:eastAsia="zh-CN"/>
+        </w:rPr>
+        <w:t>并以</w:t>
+      </w:r>
+      <w:r>
+        <w:rPr>
+          <w:strike w:val="0"/>
+          <w:dstrike w:val="0"/>
+          <w:color w:val="4B4B4E"/>
+          <w:highlight w:val="none"/>
+        </w:rPr>
+        <w:t>可视化的界面</w:t>
+      </w:r>
+      <w:r>
+        <w:rPr>
+          <w:rFonts w:hint="eastAsia"/>
+          <w:strike w:val="0"/>
+          <w:dstrike w:val="0"/>
+          <w:color w:val="4B4B4E"/>
+          <w:highlight w:val="none"/>
+          <w:lang w:val="en-US" w:eastAsia="zh-CN"/>
+        </w:rPr>
+        <w:t>为用户</w:t>
+      </w:r>
+      <w:r>
+        <w:rPr>
+          <w:strike w:val="0"/>
+          <w:dstrike w:val="0"/>
+          <w:color w:val="4B4B4E"/>
+          <w:highlight w:val="none"/>
+        </w:rPr>
+        <w:t>提供良好的体验以及</w:t>
+      </w:r>
+      <w:r>
+        <w:rPr>
+          <w:rFonts w:hint="eastAsia"/>
+          <w:strike w:val="0"/>
+          <w:dstrike w:val="0"/>
+          <w:color w:val="4B4B4E"/>
+          <w:highlight w:val="none"/>
+          <w:lang w:val="en-US" w:eastAsia="zh-CN"/>
+        </w:rPr>
+        <w:t>为管理员</w:t>
+      </w:r>
+      <w:r>
+        <w:rPr>
+          <w:strike w:val="0"/>
+          <w:dstrike w:val="0"/>
+          <w:color w:val="4B4B4E"/>
+          <w:highlight w:val="none"/>
+        </w:rPr>
+        <w:t>便捷的管理方式。对给定的需求，进行需求分析，以及数据库的设计以及后端代码实现。从设计数据库，到项目完成，严格按照开发规范推进，独立开发，项目上线后正常运行。</w:t>
       </w:r>
     </w:p>
     <w:p>

--- a/resume/PHP后端开发.docx
+++ b/resume/PHP后端开发.docx
@@ -9,51 +9,70 @@
           <w:tab w:val="left" w:pos="5197"/>
         </w:tabs>
         <w:spacing w:before="28"/>
-      </w:pPr>
-      <w:r>
-        <w:rPr>
-          <w:color w:val="4B4B4E"/>
+        <w:rPr>
+          <w:b w:val="0"/>
+          <w:bCs w:val="0"/>
+          <w:color w:val="auto"/>
+        </w:rPr>
+      </w:pPr>
+      <w:r>
+        <w:rPr>
+          <w:b w:val="0"/>
+          <w:bCs w:val="0"/>
+          <w:color w:val="auto"/>
         </w:rPr>
         <w:t>王福多</w:t>
       </w:r>
       <w:r>
         <w:rPr>
           <w:rFonts w:hint="eastAsia"/>
-          <w:color w:val="4B4B4E"/>
+          <w:b w:val="0"/>
+          <w:bCs w:val="0"/>
+          <w:color w:val="auto"/>
           <w:lang w:val="en-US" w:eastAsia="zh-CN"/>
         </w:rPr>
         <w:t xml:space="preserve">                                                      </w:t>
       </w:r>
       <w:r>
         <w:rPr>
-          <w:color w:val="4B4B4E"/>
+          <w:b w:val="0"/>
+          <w:bCs w:val="0"/>
+          <w:color w:val="auto"/>
         </w:rPr>
         <w:t>PHP</w:t>
       </w:r>
       <w:r>
         <w:rPr>
-          <w:color w:val="4B4B4E"/>
+          <w:b w:val="0"/>
+          <w:bCs w:val="0"/>
+          <w:color w:val="auto"/>
           <w:spacing w:val="-11"/>
         </w:rPr>
         <w:t xml:space="preserve"> </w:t>
       </w:r>
       <w:r>
         <w:rPr>
-          <w:color w:val="4B4B4E"/>
+          <w:b w:val="0"/>
+          <w:bCs w:val="0"/>
+          <w:color w:val="auto"/>
         </w:rPr>
         <w:t>后端</w:t>
       </w:r>
       <w:r>
         <w:rPr>
           <w:rFonts w:hint="eastAsia"/>
-          <w:color w:val="4B4B4E"/>
+          <w:b w:val="0"/>
+          <w:bCs w:val="0"/>
+          <w:color w:val="auto"/>
           <w:lang w:val="en-US" w:eastAsia="zh-CN"/>
         </w:rPr>
         <w:t>开</w:t>
       </w:r>
       <w:r>
         <w:rPr>
-          <w:color w:val="4B4B4E"/>
+          <w:b w:val="0"/>
+          <w:bCs w:val="0"/>
+          <w:color w:val="auto"/>
         </w:rPr>
         <w:t>发</w:t>
       </w:r>
@@ -62,31 +81,67 @@
       <w:pPr>
         <w:pStyle w:val="5"/>
         <w:spacing w:before="137"/>
-      </w:pPr>
-      <w:r>
-        <w:rPr>
-          <w:color w:val="4B4B4E"/>
+        <w:rPr>
+          <w:b w:val="0"/>
+          <w:bCs w:val="0"/>
+          <w:color w:val="auto"/>
+        </w:rPr>
+      </w:pPr>
+      <w:r>
+        <w:rPr>
+          <w:b w:val="0"/>
+          <w:bCs w:val="0"/>
+          <w:color w:val="auto"/>
         </w:rPr>
         <w:t xml:space="preserve">男 | 23 | 重 庆 | 17623240636 | </w:t>
       </w:r>
       <w:r>
+        <w:rPr>
+          <w:b w:val="0"/>
+          <w:bCs w:val="0"/>
+          <w:color w:val="auto"/>
+        </w:rPr>
         <w:fldChar w:fldCharType="begin"/>
       </w:r>
       <w:r>
+        <w:rPr>
+          <w:b w:val="0"/>
+          <w:bCs w:val="0"/>
+          <w:color w:val="auto"/>
+        </w:rPr>
         <w:instrText xml:space="preserve"> HYPERLINK "mailto:1459325004@qq.com" \h </w:instrText>
       </w:r>
       <w:r>
+        <w:rPr>
+          <w:b w:val="0"/>
+          <w:bCs w:val="0"/>
+          <w:color w:val="auto"/>
+        </w:rPr>
         <w:fldChar w:fldCharType="separate"/>
       </w:r>
       <w:r>
         <w:rPr>
-          <w:color w:val="4B4B4E"/>
-        </w:rPr>
-        <w:t>1459325004@qq.com</w:t>
-      </w:r>
-      <w:r>
-        <w:rPr>
-          <w:color w:val="4B4B4E"/>
+          <w:rFonts w:hint="eastAsia"/>
+          <w:b w:val="0"/>
+          <w:bCs w:val="0"/>
+          <w:color w:val="auto"/>
+          <w:lang w:val="en-US" w:eastAsia="zh-CN"/>
+        </w:rPr>
+        <w:t>1459325004</w:t>
+      </w:r>
+      <w:r>
+        <w:rPr>
+          <w:b w:val="0"/>
+          <w:bCs w:val="0"/>
+          <w:color w:val="auto"/>
+        </w:rPr>
+        <w:t>@qq.com</w:t>
+      </w:r>
+      <w:r>
+        <w:rPr>
+          <w:b w:val="0"/>
+          <w:bCs w:val="0"/>
+          <w:color w:val="auto"/>
         </w:rPr>
         <w:fldChar w:fldCharType="end"/>
       </w:r>
@@ -95,10 +150,21 @@
       <w:pPr>
         <w:pStyle w:val="2"/>
         <w:spacing w:before="133" w:line="240" w:lineRule="auto"/>
-      </w:pPr>
-      <w:r>
-        <w:rPr>
-          <w:color w:val="4B4B4E"/>
+        <w:rPr>
+          <w:b/>
+          <w:bCs/>
+          <w:color w:val="auto"/>
+          <w:sz w:val="24"/>
+          <w:szCs w:val="24"/>
+        </w:rPr>
+      </w:pPr>
+      <w:r>
+        <w:rPr>
+          <w:b/>
+          <w:bCs/>
+          <w:color w:val="auto"/>
+          <w:sz w:val="24"/>
+          <w:szCs w:val="24"/>
         </w:rPr>
         <w:t>教育经历</w:t>
       </w:r>
@@ -109,19 +175,19 @@
         <w:spacing w:before="210" w:after="0" w:afterAutospacing="0" w:line="336" w:lineRule="auto"/>
         <w:ind w:left="220" w:leftChars="100" w:right="0" w:rightChars="0" w:firstLine="0" w:firstLineChars="0"/>
         <w:rPr>
-          <w:color w:val="4B4B4E"/>
-        </w:rPr>
-      </w:pPr>
-      <w:r>
-        <w:rPr>
-          <w:color w:val="4B4B4E"/>
+          <w:color w:val="auto"/>
+        </w:rPr>
+      </w:pPr>
+      <w:r>
+        <w:rPr>
+          <w:color w:val="auto"/>
         </w:rPr>
         <w:t xml:space="preserve">重庆工程学院  </w:t>
       </w:r>
       <w:r>
         <w:rPr>
           <w:rFonts w:hint="eastAsia"/>
-          <w:color w:val="4B4B4E"/>
+          <w:color w:val="auto"/>
           <w:lang w:val="en-US" w:eastAsia="zh-CN"/>
         </w:rPr>
         <w:tab/>
@@ -129,7 +195,7 @@
       <w:r>
         <w:rPr>
           <w:rFonts w:hint="eastAsia"/>
-          <w:color w:val="4B4B4E"/>
+          <w:color w:val="auto"/>
           <w:lang w:val="en-US" w:eastAsia="zh-CN"/>
         </w:rPr>
         <w:tab/>
@@ -137,21 +203,21 @@
       <w:r>
         <w:rPr>
           <w:rFonts w:hint="eastAsia"/>
-          <w:color w:val="4B4B4E"/>
+          <w:color w:val="auto"/>
           <w:lang w:val="en-US" w:eastAsia="zh-CN"/>
         </w:rPr>
         <w:tab/>
       </w:r>
       <w:r>
         <w:rPr>
-          <w:color w:val="4B4B4E"/>
-        </w:rPr>
-        <w:t xml:space="preserve">专业：软件工程   </w:t>
-      </w:r>
-      <w:r>
-        <w:rPr>
-          <w:rFonts w:hint="eastAsia"/>
-          <w:color w:val="4B4B4E"/>
+          <w:color w:val="auto"/>
+        </w:rPr>
+        <w:t xml:space="preserve">软件工程   </w:t>
+      </w:r>
+      <w:r>
+        <w:rPr>
+          <w:rFonts w:hint="eastAsia"/>
+          <w:color w:val="auto"/>
           <w:lang w:val="en-US" w:eastAsia="zh-CN"/>
         </w:rPr>
         <w:tab/>
@@ -159,7 +225,7 @@
       <w:r>
         <w:rPr>
           <w:rFonts w:hint="eastAsia"/>
-          <w:color w:val="4B4B4E"/>
+          <w:color w:val="auto"/>
           <w:lang w:val="en-US" w:eastAsia="zh-CN"/>
         </w:rPr>
         <w:tab/>
@@ -167,7 +233,7 @@
       <w:r>
         <w:rPr>
           <w:rFonts w:hint="eastAsia"/>
-          <w:color w:val="4B4B4E"/>
+          <w:color w:val="auto"/>
           <w:lang w:val="en-US" w:eastAsia="zh-CN"/>
         </w:rPr>
         <w:tab/>
@@ -175,7 +241,7 @@
       <w:r>
         <w:rPr>
           <w:rFonts w:hint="eastAsia"/>
-          <w:color w:val="4B4B4E"/>
+          <w:color w:val="auto"/>
           <w:lang w:val="en-US" w:eastAsia="zh-CN"/>
         </w:rPr>
         <w:tab/>
@@ -183,27 +249,27 @@
       <w:r>
         <w:rPr>
           <w:rFonts w:hint="eastAsia"/>
-          <w:color w:val="4B4B4E"/>
+          <w:color w:val="auto"/>
           <w:lang w:val="en-US" w:eastAsia="zh-CN"/>
         </w:rPr>
         <w:t xml:space="preserve">  </w:t>
       </w:r>
       <w:r>
         <w:rPr>
-          <w:color w:val="4B4B4E"/>
+          <w:color w:val="auto"/>
         </w:rPr>
         <w:t>2018.9</w:t>
       </w:r>
       <w:r>
         <w:rPr>
-          <w:color w:val="4B4B4E"/>
+          <w:color w:val="auto"/>
           <w:spacing w:val="-2"/>
         </w:rPr>
         <w:t xml:space="preserve"> - </w:t>
       </w:r>
       <w:r>
         <w:rPr>
-          <w:color w:val="4B4B4E"/>
+          <w:color w:val="auto"/>
         </w:rPr>
         <w:t xml:space="preserve">2022.7 </w:t>
       </w:r>
@@ -215,14 +281,14 @@
         <w:ind w:left="220" w:leftChars="100" w:right="0" w:rightChars="0" w:firstLine="0" w:firstLineChars="0"/>
         <w:rPr>
           <w:rFonts w:hint="eastAsia"/>
-          <w:color w:val="4B4B4E"/>
+          <w:color w:val="auto"/>
           <w:spacing w:val="-1"/>
           <w:lang w:val="en-US" w:eastAsia="zh-CN"/>
         </w:rPr>
       </w:pPr>
       <w:r>
         <w:rPr>
-          <w:color w:val="4B4B4E"/>
+          <w:color w:val="auto"/>
           <w:spacing w:val="-1"/>
         </w:rPr>
         <w:t>主修课程：操作系统，计算机网络，数据结构与算法</w:t>
@@ -230,7 +296,7 @@
       <w:r>
         <w:rPr>
           <w:rFonts w:hint="eastAsia"/>
-          <w:color w:val="4B4B4E"/>
+          <w:color w:val="auto"/>
           <w:spacing w:val="-1"/>
           <w:lang w:eastAsia="zh-CN"/>
         </w:rPr>
@@ -239,7 +305,7 @@
       <w:r>
         <w:rPr>
           <w:rFonts w:hint="eastAsia"/>
-          <w:color w:val="4B4B4E"/>
+          <w:color w:val="auto"/>
           <w:spacing w:val="-1"/>
           <w:lang w:val="en-US" w:eastAsia="zh-CN"/>
         </w:rPr>
@@ -251,14 +317,22 @@
         <w:pStyle w:val="2"/>
         <w:rPr>
           <w:rFonts w:hint="default"/>
-          <w:color w:val="4B4B4E"/>
-          <w:lang w:val="en-US" w:eastAsia="zh-CN"/>
-        </w:rPr>
-      </w:pPr>
-      <w:r>
-        <w:rPr>
-          <w:rFonts w:hint="eastAsia"/>
-          <w:color w:val="4B4B4E"/>
+          <w:b/>
+          <w:bCs/>
+          <w:color w:val="auto"/>
+          <w:sz w:val="24"/>
+          <w:szCs w:val="24"/>
+          <w:lang w:val="en-US" w:eastAsia="zh-CN"/>
+        </w:rPr>
+      </w:pPr>
+      <w:r>
+        <w:rPr>
+          <w:rFonts w:hint="eastAsia"/>
+          <w:b/>
+          <w:bCs/>
+          <w:color w:val="auto"/>
+          <w:sz w:val="24"/>
+          <w:szCs w:val="24"/>
           <w:lang w:val="en-US" w:eastAsia="zh-CN"/>
         </w:rPr>
         <w:t>专业技能</w:t>
@@ -270,8 +344,8 @@
         <w:spacing w:before="0" w:beforeAutospacing="0" w:line="336" w:lineRule="auto"/>
         <w:ind w:left="220" w:leftChars="100" w:right="0" w:rightChars="0" w:firstLine="0" w:firstLineChars="0"/>
         <w:rPr>
-          <w:rFonts w:hint="eastAsia"/>
-          <w:color w:val="4B4B4E"/>
+          <w:rFonts w:hint="default"/>
+          <w:color w:val="auto"/>
           <w:spacing w:val="-1"/>
           <w:lang w:val="en-US" w:eastAsia="zh-CN"/>
         </w:rPr>
@@ -279,11 +353,22 @@
       <w:r>
         <w:rPr>
           <w:rFonts w:hint="eastAsia"/>
-          <w:color w:val="4B4B4E"/>
+          <w:color w:val="auto"/>
           <w:spacing w:val="-1"/>
           <w:lang w:val="en-US" w:eastAsia="zh-CN"/>
         </w:rPr>
-        <w:t>熟练使用PHP，了解go</w:t>
+        <w:t>熟练使用PHP，了解java</w:t>
+      </w:r>
+      <w:bookmarkStart w:id="0" w:name="_GoBack"/>
+      <w:bookmarkEnd w:id="0"/>
+      <w:r>
+        <w:rPr>
+          <w:rFonts w:hint="eastAsia"/>
+          <w:color w:val="auto"/>
+          <w:spacing w:val="-1"/>
+          <w:lang w:val="en-US" w:eastAsia="zh-CN"/>
+        </w:rPr>
+        <w:t>，具有良好的编程思维</w:t>
       </w:r>
     </w:p>
     <w:p>
@@ -292,8 +377,8 @@
         <w:spacing w:before="0" w:beforeAutospacing="0" w:line="336" w:lineRule="auto"/>
         <w:ind w:left="220" w:leftChars="100" w:right="0" w:rightChars="0" w:firstLine="0" w:firstLineChars="0"/>
         <w:rPr>
-          <w:rFonts w:hint="eastAsia"/>
-          <w:color w:val="4B4B4E"/>
+          <w:rFonts w:hint="default"/>
+          <w:color w:val="auto"/>
           <w:spacing w:val="-1"/>
           <w:lang w:val="en-US" w:eastAsia="zh-CN"/>
         </w:rPr>
@@ -301,11 +386,11 @@
       <w:r>
         <w:rPr>
           <w:rFonts w:hint="eastAsia"/>
-          <w:color w:val="4B4B4E"/>
+          <w:color w:val="auto"/>
           <w:spacing w:val="-1"/>
           <w:lang w:val="en-US" w:eastAsia="zh-CN"/>
         </w:rPr>
-        <w:t>熟悉ThinkPHP，Hyperf，easyswoole框架</w:t>
+        <w:t>熟悉ThinkPHP，了解Hyperf、EasySwoole、Laravel框架</w:t>
       </w:r>
     </w:p>
     <w:p>
@@ -315,7 +400,7 @@
         <w:ind w:left="220" w:leftChars="100" w:right="0" w:rightChars="0" w:firstLine="0" w:firstLineChars="0"/>
         <w:rPr>
           <w:rFonts w:hint="eastAsia"/>
-          <w:color w:val="4B4B4E"/>
+          <w:color w:val="auto"/>
           <w:spacing w:val="-1"/>
           <w:lang w:val="en-US" w:eastAsia="zh-CN"/>
         </w:rPr>
@@ -323,11 +408,11 @@
       <w:r>
         <w:rPr>
           <w:rFonts w:hint="eastAsia"/>
-          <w:color w:val="4B4B4E"/>
+          <w:color w:val="auto"/>
           <w:spacing w:val="-1"/>
           <w:lang w:val="en-US" w:eastAsia="zh-CN"/>
         </w:rPr>
-        <w:t>熟悉MySQL，Redis数据库</w:t>
+        <w:t>熟悉MySQL、Redis数据库</w:t>
       </w:r>
     </w:p>
     <w:p>
@@ -337,7 +422,7 @@
         <w:ind w:left="220" w:leftChars="100" w:right="0" w:rightChars="0" w:firstLine="0" w:firstLineChars="0"/>
         <w:rPr>
           <w:rFonts w:hint="eastAsia"/>
-          <w:color w:val="4B4B4E"/>
+          <w:color w:val="auto"/>
           <w:spacing w:val="-1"/>
           <w:lang w:val="en-US" w:eastAsia="zh-CN"/>
         </w:rPr>
@@ -345,11 +430,11 @@
       <w:r>
         <w:rPr>
           <w:rFonts w:hint="eastAsia"/>
-          <w:color w:val="4B4B4E"/>
+          <w:color w:val="auto"/>
           <w:spacing w:val="-1"/>
           <w:lang w:val="en-US" w:eastAsia="zh-CN"/>
         </w:rPr>
-        <w:t>了解HTML，CSS，JS，Jquery等前端技术</w:t>
+        <w:t>了解HTML、CSS、JS、Jquery、Layui、Ajax等前端技术</w:t>
       </w:r>
     </w:p>
     <w:p>
@@ -359,7 +444,7 @@
         <w:ind w:left="220" w:leftChars="100" w:right="0" w:rightChars="0" w:firstLine="0" w:firstLineChars="0"/>
         <w:rPr>
           <w:rFonts w:hint="default"/>
-          <w:color w:val="4B4B4E"/>
+          <w:color w:val="auto"/>
           <w:spacing w:val="-1"/>
           <w:lang w:val="en-US" w:eastAsia="zh-CN"/>
         </w:rPr>
@@ -367,20 +452,75 @@
       <w:r>
         <w:rPr>
           <w:rFonts w:hint="eastAsia"/>
-          <w:color w:val="4B4B4E"/>
+          <w:color w:val="auto"/>
           <w:spacing w:val="-1"/>
           <w:lang w:val="en-US" w:eastAsia="zh-CN"/>
         </w:rPr>
-        <w:t>了解Linux命令，有项目部署经验</w:t>
+        <w:t>了解Linux命令，</w:t>
+      </w:r>
+    </w:p>
+    <w:p>
+      <w:pPr>
+        <w:pStyle w:val="5"/>
+        <w:spacing w:before="0" w:beforeAutospacing="0" w:line="336" w:lineRule="auto"/>
+        <w:ind w:left="220" w:leftChars="100" w:right="0" w:rightChars="0" w:firstLine="0" w:firstLineChars="0"/>
+        <w:rPr>
+          <w:rFonts w:hint="eastAsia"/>
+          <w:color w:val="auto"/>
+          <w:spacing w:val="-1"/>
+          <w:lang w:val="en-US" w:eastAsia="zh-CN"/>
+        </w:rPr>
+      </w:pPr>
+      <w:r>
+        <w:rPr>
+          <w:rFonts w:hint="eastAsia"/>
+          <w:color w:val="auto"/>
+          <w:spacing w:val="-1"/>
+          <w:lang w:val="en-US" w:eastAsia="zh-CN"/>
+        </w:rPr>
+        <w:t>熟悉Git版本管理工具，了解docker</w:t>
+      </w:r>
+    </w:p>
+    <w:p>
+      <w:pPr>
+        <w:pStyle w:val="5"/>
+        <w:spacing w:before="0" w:beforeAutospacing="0" w:line="336" w:lineRule="auto"/>
+        <w:ind w:left="220" w:leftChars="100" w:right="0" w:rightChars="0" w:firstLine="0" w:firstLineChars="0"/>
+        <w:rPr>
+          <w:rFonts w:hint="default"/>
+          <w:color w:val="auto"/>
+          <w:spacing w:val="-1"/>
+          <w:lang w:val="en-US" w:eastAsia="zh-CN"/>
+        </w:rPr>
+      </w:pPr>
+      <w:r>
+        <w:rPr>
+          <w:rFonts w:hint="eastAsia"/>
+          <w:color w:val="auto"/>
+          <w:spacing w:val="-1"/>
+          <w:lang w:val="en-US" w:eastAsia="zh-CN"/>
+        </w:rPr>
+        <w:t>熟悉LNMP环境下开发，熟悉Linux下编译安装PHP和PHP扩展</w:t>
       </w:r>
     </w:p>
     <w:p>
       <w:pPr>
         <w:pStyle w:val="2"/>
-      </w:pPr>
-      <w:r>
-        <w:rPr>
-          <w:color w:val="4B4B4E"/>
+        <w:rPr>
+          <w:b/>
+          <w:bCs/>
+          <w:color w:val="auto"/>
+          <w:sz w:val="24"/>
+          <w:szCs w:val="24"/>
+        </w:rPr>
+      </w:pPr>
+      <w:r>
+        <w:rPr>
+          <w:b/>
+          <w:bCs/>
+          <w:color w:val="auto"/>
+          <w:sz w:val="24"/>
+          <w:szCs w:val="24"/>
         </w:rPr>
         <w:t>工作经历</w:t>
       </w:r>
@@ -396,69 +536,69 @@
         <w:ind w:right="220" w:rightChars="100"/>
         <w:jc w:val="both"/>
         <w:rPr>
-          <w:color w:val="4B4B4E"/>
+          <w:color w:val="auto"/>
           <w:spacing w:val="-11"/>
         </w:rPr>
       </w:pPr>
       <w:r>
         <w:rPr>
-          <w:color w:val="4B4B4E"/>
+          <w:color w:val="auto"/>
         </w:rPr>
         <w:t>重庆坤典科技有限公司</w:t>
       </w:r>
       <w:r>
         <w:rPr>
-          <w:color w:val="4B4B4E"/>
+          <w:color w:val="auto"/>
         </w:rPr>
         <w:tab/>
       </w:r>
       <w:r>
         <w:rPr>
-          <w:color w:val="4B4B4E"/>
+          <w:color w:val="auto"/>
         </w:rPr>
         <w:t>PHP</w:t>
       </w:r>
       <w:r>
         <w:rPr>
-          <w:color w:val="4B4B4E"/>
+          <w:color w:val="auto"/>
           <w:spacing w:val="-12"/>
         </w:rPr>
         <w:t xml:space="preserve"> </w:t>
       </w:r>
       <w:r>
         <w:rPr>
-          <w:color w:val="4B4B4E"/>
+          <w:color w:val="auto"/>
         </w:rPr>
         <w:t>后端开发工程师</w:t>
       </w:r>
       <w:r>
         <w:rPr>
-          <w:color w:val="4B4B4E"/>
+          <w:color w:val="auto"/>
         </w:rPr>
         <w:tab/>
       </w:r>
       <w:r>
         <w:rPr>
-          <w:color w:val="4B4B4E"/>
+          <w:color w:val="auto"/>
         </w:rPr>
         <w:t>2022.3 -</w:t>
       </w:r>
       <w:r>
         <w:rPr>
-          <w:color w:val="4B4B4E"/>
+          <w:color w:val="auto"/>
           <w:spacing w:val="-24"/>
         </w:rPr>
         <w:t xml:space="preserve"> </w:t>
       </w:r>
       <w:r>
         <w:rPr>
-          <w:color w:val="4B4B4E"/>
+          <w:color w:val="auto"/>
         </w:rPr>
         <w:t xml:space="preserve">至 </w:t>
       </w:r>
       <w:r>
         <w:rPr>
-          <w:color w:val="4B4B4E"/>
+          <w:color w:val="auto"/>
           <w:spacing w:val="-11"/>
         </w:rPr>
         <w:t>今</w:t>
@@ -476,215 +616,89 @@
         <w:jc w:val="both"/>
         <w:rPr>
           <w:rFonts w:hint="default" w:eastAsia="微软雅黑"/>
-          <w:lang w:val="en-US" w:eastAsia="zh-CN"/>
-        </w:rPr>
-      </w:pPr>
-      <w:r>
-        <w:rPr>
-          <w:rFonts w:hint="eastAsia"/>
-          <w:color w:val="4B4B4E"/>
+          <w:color w:val="auto"/>
+          <w:lang w:val="en-US" w:eastAsia="zh-CN"/>
+        </w:rPr>
+      </w:pPr>
+      <w:r>
+        <w:rPr>
+          <w:rFonts w:hint="eastAsia"/>
+          <w:color w:val="auto"/>
           <w:lang w:val="en-US" w:eastAsia="zh-CN"/>
         </w:rPr>
         <w:t>在公司</w:t>
       </w:r>
       <w:r>
         <w:rPr>
-          <w:color w:val="4B4B4E"/>
+          <w:color w:val="auto"/>
         </w:rPr>
         <w:t>担任</w:t>
       </w:r>
       <w:r>
         <w:rPr>
           <w:rFonts w:hint="eastAsia"/>
-          <w:color w:val="4B4B4E"/>
+          <w:color w:val="auto"/>
           <w:lang w:val="en-US" w:eastAsia="zh-CN"/>
         </w:rPr>
         <w:t>PHP</w:t>
       </w:r>
       <w:r>
         <w:rPr>
-          <w:color w:val="4B4B4E"/>
-        </w:rPr>
-        <w:t>后端开发，负责项目的重构</w:t>
-      </w:r>
-      <w:r>
-        <w:rPr>
-          <w:rFonts w:hint="eastAsia"/>
-          <w:color w:val="4B4B4E"/>
+          <w:color w:val="auto"/>
+        </w:rPr>
+        <w:t>后端开发，</w:t>
+      </w:r>
+      <w:r>
+        <w:rPr>
+          <w:rFonts w:hint="eastAsia"/>
+          <w:color w:val="auto"/>
+          <w:lang w:val="en-US" w:eastAsia="zh-CN"/>
+        </w:rPr>
+        <w:t>参与</w:t>
+      </w:r>
+      <w:r>
+        <w:rPr>
+          <w:color w:val="auto"/>
+        </w:rPr>
+        <w:t>项目的重构</w:t>
+      </w:r>
+      <w:r>
+        <w:rPr>
+          <w:rFonts w:hint="eastAsia"/>
+          <w:color w:val="auto"/>
           <w:lang w:eastAsia="zh-CN"/>
         </w:rPr>
+        <w:t>，</w:t>
+      </w:r>
+      <w:r>
+        <w:rPr>
+          <w:rFonts w:hint="eastAsia"/>
+          <w:color w:val="auto"/>
+          <w:lang w:val="en-US" w:eastAsia="zh-CN"/>
+        </w:rPr>
+        <w:t>从ThinkPHP5.1重构至Hyperf框架；参与项目的</w:t>
+      </w:r>
+      <w:r>
+        <w:rPr>
+          <w:color w:val="auto"/>
+        </w:rPr>
+        <w:t>迭代开发</w:t>
+      </w:r>
+      <w:r>
+        <w:rPr>
+          <w:rFonts w:hint="eastAsia"/>
+          <w:color w:val="auto"/>
+          <w:lang w:eastAsia="zh-CN"/>
+        </w:rPr>
         <w:t>；</w:t>
       </w:r>
       <w:r>
         <w:rPr>
           <w:rFonts w:hint="eastAsia"/>
-          <w:color w:val="4B4B4E"/>
-          <w:lang w:val="en-US" w:eastAsia="zh-CN"/>
-        </w:rPr>
-        <w:t>项目的</w:t>
-      </w:r>
-      <w:r>
-        <w:rPr>
-          <w:color w:val="4B4B4E"/>
-        </w:rPr>
-        <w:t>迭代开发</w:t>
-      </w:r>
-      <w:r>
-        <w:rPr>
-          <w:rFonts w:hint="eastAsia"/>
-          <w:color w:val="4B4B4E"/>
-          <w:lang w:eastAsia="zh-CN"/>
-        </w:rPr>
-        <w:t>；</w:t>
-      </w:r>
-      <w:r>
-        <w:rPr>
-          <w:rFonts w:hint="eastAsia"/>
-          <w:color w:val="4B4B4E"/>
-          <w:lang w:val="en-US" w:eastAsia="zh-CN"/>
-        </w:rPr>
-        <w:t>保证线上项目和云端服务的正常稳定运行；协助运维处理客户的部署和客户线上问题。</w:t>
-      </w:r>
-    </w:p>
-    <w:p>
-      <w:pPr>
-        <w:pStyle w:val="5"/>
-        <w:spacing w:before="3" w:line="333" w:lineRule="auto"/>
-        <w:ind w:right="111"/>
-        <w:jc w:val="both"/>
-        <w:rPr>
-          <w:color w:val="4B4B4E"/>
-        </w:rPr>
-      </w:pPr>
-      <w:r>
-        <w:rPr>
-          <w:rFonts w:hint="eastAsia"/>
-          <w:b/>
-          <w:color w:val="4B4B4E"/>
-          <w:lang w:val="en-US" w:eastAsia="zh-CN"/>
-        </w:rPr>
-        <w:t>项目</w:t>
-      </w:r>
-      <w:r>
-        <w:rPr>
-          <w:b/>
-          <w:color w:val="4B4B4E"/>
-        </w:rPr>
-        <w:t>重构</w:t>
-      </w:r>
-      <w:r>
-        <w:rPr>
-          <w:color w:val="4B4B4E"/>
-        </w:rPr>
-        <w:t>：</w:t>
-      </w:r>
-    </w:p>
-    <w:p>
-      <w:pPr>
-        <w:pStyle w:val="5"/>
-        <w:spacing w:before="3" w:line="333" w:lineRule="auto"/>
-        <w:ind w:right="111"/>
-        <w:jc w:val="both"/>
-        <w:rPr>
-          <w:rFonts w:hint="default"/>
-          <w:color w:val="4B4B4E"/>
-          <w:lang w:val="en-US" w:eastAsia="zh-CN"/>
-        </w:rPr>
-      </w:pPr>
-      <w:r>
-        <w:rPr>
-          <w:rFonts w:hint="eastAsia"/>
-          <w:color w:val="4B4B4E"/>
-        </w:rPr>
-        <w:t>原来的项目是由PHP7.2版本和ThinkPHP5.1开发。由于需求的变更，</w:t>
-      </w:r>
-      <w:r>
-        <w:rPr>
-          <w:rFonts w:hint="eastAsia"/>
-          <w:color w:val="4B4B4E"/>
-          <w:lang w:val="en-US" w:eastAsia="zh-CN"/>
-        </w:rPr>
-        <w:t>以及代码风格不一致</w:t>
-      </w:r>
-      <w:r>
-        <w:rPr>
-          <w:rFonts w:hint="eastAsia"/>
-          <w:color w:val="4B4B4E"/>
-        </w:rPr>
-        <w:t>，导致代码，相互之间的非常耦合</w:t>
-      </w:r>
-      <w:r>
-        <w:rPr>
-          <w:rFonts w:hint="eastAsia"/>
-          <w:color w:val="4B4B4E"/>
-          <w:lang w:eastAsia="zh-CN"/>
-        </w:rPr>
-        <w:t>，</w:t>
-      </w:r>
-      <w:r>
-        <w:rPr>
-          <w:rFonts w:hint="eastAsia"/>
-          <w:color w:val="4B4B4E"/>
-        </w:rPr>
-        <w:t>不易于维护</w:t>
-      </w:r>
-      <w:r>
-        <w:rPr>
-          <w:rFonts w:hint="eastAsia"/>
-          <w:color w:val="4B4B4E"/>
-          <w:lang w:eastAsia="zh-CN"/>
-        </w:rPr>
-        <w:t>。</w:t>
-      </w:r>
-      <w:r>
-        <w:rPr>
-          <w:color w:val="4B4B4E"/>
-        </w:rPr>
-        <w:t>将</w:t>
-      </w:r>
-      <w:r>
-        <w:rPr>
-          <w:rFonts w:hint="eastAsia"/>
-          <w:color w:val="4B4B4E"/>
-          <w:lang w:val="en-US" w:eastAsia="zh-CN"/>
-        </w:rPr>
-        <w:t>老</w:t>
-      </w:r>
-      <w:r>
-        <w:rPr>
-          <w:color w:val="4B4B4E"/>
-        </w:rPr>
-        <w:t>项目重构到 Hyperf 框架（基于Swoole 的高性能协程框架,PHP&gt;8.0</w:t>
-      </w:r>
-      <w:r>
-        <w:rPr>
-          <w:rFonts w:hint="eastAsia"/>
-          <w:color w:val="4B4B4E"/>
-          <w:lang w:eastAsia="zh-CN"/>
-        </w:rPr>
-        <w:t>，</w:t>
-      </w:r>
-      <w:r>
-        <w:rPr>
-          <w:rFonts w:hint="eastAsia"/>
-          <w:color w:val="4B4B4E"/>
-          <w:lang w:val="en-US" w:eastAsia="zh-CN"/>
-        </w:rPr>
-        <w:t>常驻内存</w:t>
-      </w:r>
-      <w:r>
-        <w:rPr>
-          <w:color w:val="4B4B4E"/>
-        </w:rPr>
-        <w:t>)</w:t>
-      </w:r>
-      <w:r>
-        <w:rPr>
-          <w:rFonts w:hint="eastAsia"/>
-          <w:color w:val="4B4B4E"/>
-          <w:lang w:val="en-US" w:eastAsia="zh-CN"/>
-        </w:rPr>
-        <w:t>。项目采用多模块开发模式，模块之间相互独立。通过命令行生成目录，规范项目结构，项目结构层次清晰；封装数据库操作，统一数据库操作风格；使用代码风格格式化插件，统一代码风格；封装基础组件，为项目提供基础支撑。</w:t>
+          <w:color w:val="auto"/>
+          <w:lang w:val="en-US" w:eastAsia="zh-CN"/>
+        </w:rPr>
+        <w:t>保证线上项目和云端服务的正常稳定运行；修复运行中的bug；协助运维处理客户的部署和客户线上问题；参与开发构建更新版本功能，简化更新流程，方便版本管理。参与项目安全建设。 优化项目部分耦合部分。合理增加缓存使用提高系统响应速度，减少数据库压力。提高了项目的稳定性和健壮性。</w:t>
       </w:r>
     </w:p>
     <w:p>
@@ -694,19 +708,19 @@
         <w:ind w:right="111"/>
         <w:jc w:val="both"/>
         <w:rPr>
-          <w:color w:val="4B4B4E"/>
+          <w:color w:val="auto"/>
         </w:rPr>
       </w:pPr>
       <w:r>
         <w:rPr>
           <w:b/>
-          <w:color w:val="4B4B4E"/>
+          <w:color w:val="auto"/>
         </w:rPr>
         <w:t>需求开发</w:t>
       </w:r>
       <w:r>
         <w:rPr>
-          <w:color w:val="4B4B4E"/>
+          <w:color w:val="auto"/>
         </w:rPr>
         <w:t>：</w:t>
       </w:r>
@@ -719,17 +733,27 @@
         <w:jc w:val="both"/>
         <w:rPr>
           <w:rFonts w:hint="eastAsia"/>
-          <w:color w:val="4B4B4E"/>
-          <w:lang w:val="en-US" w:eastAsia="zh-CN"/>
-        </w:rPr>
-      </w:pPr>
-      <w:r>
-        <w:rPr>
-          <w:rFonts w:hint="eastAsia"/>
-          <w:color w:val="4B4B4E"/>
-          <w:lang w:val="en-US" w:eastAsia="zh-CN"/>
-        </w:rPr>
-        <w:t>版本更新功能：</w:t>
+          <w:color w:val="auto"/>
+          <w:lang w:val="en-US" w:eastAsia="zh-CN"/>
+        </w:rPr>
+      </w:pPr>
+      <w:r>
+        <w:rPr>
+          <w:rFonts w:hint="eastAsia"/>
+          <w:b/>
+          <w:bCs/>
+          <w:color w:val="auto"/>
+          <w:lang w:val="en-US" w:eastAsia="zh-CN"/>
+        </w:rPr>
+        <w:t>版本更新功能</w:t>
+      </w:r>
+      <w:r>
+        <w:rPr>
+          <w:rFonts w:hint="eastAsia"/>
+          <w:color w:val="auto"/>
+          <w:lang w:val="en-US" w:eastAsia="zh-CN"/>
+        </w:rPr>
+        <w:t>：</w:t>
       </w:r>
     </w:p>
     <w:p>
@@ -742,7 +766,7 @@
           <w:rFonts w:hint="eastAsia"/>
           <w:strike w:val="0"/>
           <w:dstrike w:val="0"/>
-          <w:color w:val="4B4B4E"/>
+          <w:color w:val="auto"/>
           <w:highlight w:val="none"/>
           <w:lang w:val="en-US" w:eastAsia="zh-CN"/>
         </w:rPr>
@@ -752,7 +776,7 @@
           <w:rFonts w:hint="eastAsia"/>
           <w:strike w:val="0"/>
           <w:dstrike w:val="0"/>
-          <w:color w:val="4B4B4E"/>
+          <w:color w:val="auto"/>
           <w:highlight w:val="none"/>
           <w:lang w:val="en-US" w:eastAsia="zh-CN"/>
         </w:rPr>
@@ -769,7 +793,7 @@
           <w:rFonts w:hint="eastAsia"/>
           <w:strike w:val="0"/>
           <w:dstrike w:val="0"/>
-          <w:color w:val="4B4B4E"/>
+          <w:color w:val="auto"/>
           <w:highlight w:val="none"/>
           <w:lang w:val="en-US" w:eastAsia="zh-CN"/>
         </w:rPr>
@@ -779,11 +803,11 @@
           <w:rFonts w:hint="eastAsia"/>
           <w:strike w:val="0"/>
           <w:dstrike w:val="0"/>
-          <w:color w:val="4B4B4E"/>
+          <w:color w:val="auto"/>
           <w:highlight w:val="none"/>
           <w:lang w:val="en-US" w:eastAsia="zh-CN"/>
         </w:rPr>
-        <w:t>创建更新版本，并设置自动打包更新文件，数据库结构文件以及部分数据库，并使用七牛云存储。</w:t>
+        <w:t>打包文件时，拉去git上的代码，并通过使用md5_file保存文件内容，以及文件路径，生成更新文件的json文件。打包数据库时，通过读取数据库的表，以及表的索引，表的字段，以及字段的信息，生成数据库json文件。并压缩文件通过七牛云存储。方便版本管理。更新时，下载对应版本的文件并与站点的文件和数据库进行对比，对文件进行增删替换；对数据库的表和结构进行对比和增删改。</w:t>
       </w:r>
     </w:p>
     <w:p>
@@ -793,134 +817,112 @@
         <w:ind w:right="111" w:firstLine="0" w:firstLineChars="0"/>
         <w:jc w:val="both"/>
         <w:rPr>
+          <w:rFonts w:hint="eastAsia"/>
+          <w:b/>
+          <w:bCs/>
+          <w:strike w:val="0"/>
+          <w:dstrike w:val="0"/>
+          <w:color w:val="auto"/>
+          <w:highlight w:val="none"/>
+          <w:lang w:val="en-US" w:eastAsia="zh-CN"/>
+        </w:rPr>
+      </w:pPr>
+      <w:r>
+        <w:rPr>
+          <w:rFonts w:hint="eastAsia"/>
+          <w:b/>
+          <w:bCs/>
+          <w:strike w:val="0"/>
+          <w:dstrike w:val="0"/>
+          <w:color w:val="auto"/>
+          <w:highlight w:val="none"/>
+          <w:lang w:val="en-US" w:eastAsia="zh-CN"/>
+        </w:rPr>
+        <w:t>功能插件化：</w:t>
+      </w:r>
+    </w:p>
+    <w:p>
+      <w:pPr>
+        <w:pStyle w:val="5"/>
+        <w:spacing w:before="6" w:line="336" w:lineRule="auto"/>
+        <w:ind w:right="111" w:firstLine="0" w:firstLineChars="0"/>
+        <w:jc w:val="both"/>
+        <w:rPr>
+          <w:rFonts w:hint="default"/>
+          <w:b w:val="0"/>
+          <w:bCs w:val="0"/>
+          <w:strike w:val="0"/>
+          <w:dstrike w:val="0"/>
+          <w:color w:val="auto"/>
+          <w:highlight w:val="none"/>
+          <w:lang w:val="en-US" w:eastAsia="zh-CN"/>
+        </w:rPr>
+      </w:pPr>
+      <w:r>
+        <w:rPr>
+          <w:rFonts w:hint="eastAsia"/>
+          <w:b w:val="0"/>
+          <w:bCs w:val="0"/>
+          <w:strike w:val="0"/>
+          <w:dstrike w:val="0"/>
+          <w:color w:val="auto"/>
+          <w:highlight w:val="none"/>
+          <w:lang w:val="en-US" w:eastAsia="zh-CN"/>
+        </w:rPr>
+        <w:t>基于公司业务是Saas平台，为其他用户提供服务。以现有云端作为支撑，插件化新开发的功能模块。云端保存插件的相关信息。用户本地冗余插件信息，并以云端为准，保证功能的可用性，和付费插件的限制。</w:t>
+      </w:r>
+    </w:p>
+    <w:p>
+      <w:pPr>
+        <w:pStyle w:val="5"/>
+        <w:spacing w:before="6" w:line="336" w:lineRule="auto"/>
+        <w:ind w:right="111"/>
+        <w:jc w:val="both"/>
+        <w:rPr>
           <w:rFonts w:hint="default"/>
           <w:strike w:val="0"/>
           <w:dstrike w:val="0"/>
-          <w:color w:val="4B4B4E"/>
+          <w:color w:val="auto"/>
           <w:highlight w:val="none"/>
           <w:lang w:val="en-US" w:eastAsia="zh-CN"/>
         </w:rPr>
       </w:pPr>
+      <w:r>
+        <w:rPr>
+          <w:rFonts w:hint="eastAsia"/>
+          <w:b/>
+          <w:bCs/>
+          <w:color w:val="auto"/>
+        </w:rPr>
+        <w:t>用户标签</w:t>
+      </w:r>
+      <w:r>
+        <w:rPr>
+          <w:rFonts w:hint="eastAsia"/>
+          <w:b/>
+          <w:bCs/>
+          <w:color w:val="auto"/>
+          <w:lang w:val="en-US" w:eastAsia="zh-CN"/>
+        </w:rPr>
+        <w:t>功能</w:t>
+      </w:r>
+      <w:r>
+        <w:rPr>
+          <w:rFonts w:hint="eastAsia"/>
+          <w:color w:val="auto"/>
+        </w:rPr>
+        <w:t>：</w:t>
+      </w:r>
       <w:r>
         <w:rPr>
           <w:rFonts w:hint="eastAsia"/>
           <w:strike w:val="0"/>
           <w:dstrike w:val="0"/>
-          <w:color w:val="4B4B4E"/>
+          <w:color w:val="auto"/>
           <w:highlight w:val="none"/>
           <w:lang w:val="en-US" w:eastAsia="zh-CN"/>
         </w:rPr>
-        <w:t>打包文件时，拉去git上的代码，并通过使用md5_file保存文件内容，以及文件路径，生成更新文件的json文件，并压缩文件通过七牛云存储</w:t>
-      </w:r>
-    </w:p>
-    <w:p>
-      <w:pPr>
-        <w:pStyle w:val="5"/>
-        <w:spacing w:before="6" w:line="336" w:lineRule="auto"/>
-        <w:ind w:right="111" w:firstLine="0" w:firstLineChars="0"/>
-        <w:jc w:val="both"/>
-        <w:rPr>
-          <w:rFonts w:hint="eastAsia"/>
-          <w:strike w:val="0"/>
-          <w:dstrike w:val="0"/>
-          <w:color w:val="4B4B4E"/>
-          <w:highlight w:val="none"/>
-          <w:lang w:val="en-US" w:eastAsia="zh-CN"/>
-        </w:rPr>
-      </w:pPr>
-      <w:r>
-        <w:rPr>
-          <w:rFonts w:hint="eastAsia"/>
-          <w:strike w:val="0"/>
-          <w:dstrike w:val="0"/>
-          <w:color w:val="4B4B4E"/>
-          <w:highlight w:val="none"/>
-          <w:lang w:val="en-US" w:eastAsia="zh-CN"/>
-        </w:rPr>
-        <w:t>打包数据库时，通过读取数据库的表，以及表的索引，表的字段，以及字段的信息，生成数据库json文件。</w:t>
-      </w:r>
-      <w:bookmarkStart w:id="0" w:name="_GoBack"/>
-      <w:bookmarkEnd w:id="0"/>
-    </w:p>
-    <w:p>
-      <w:pPr>
-        <w:pStyle w:val="5"/>
-        <w:spacing w:before="6" w:line="336" w:lineRule="auto"/>
-        <w:ind w:right="111" w:firstLine="0" w:firstLineChars="0"/>
-        <w:jc w:val="both"/>
-        <w:rPr>
-          <w:rFonts w:hint="eastAsia"/>
-          <w:strike w:val="0"/>
-          <w:dstrike w:val="0"/>
-          <w:color w:val="4B4B4E"/>
-          <w:highlight w:val="none"/>
-          <w:lang w:val="en-US" w:eastAsia="zh-CN"/>
-        </w:rPr>
-      </w:pPr>
-      <w:r>
-        <w:rPr>
-          <w:rFonts w:hint="eastAsia"/>
-          <w:strike w:val="0"/>
-          <w:dstrike w:val="0"/>
-          <w:color w:val="4B4B4E"/>
-          <w:highlight w:val="none"/>
-          <w:lang w:val="en-US" w:eastAsia="zh-CN"/>
-        </w:rPr>
-        <w:t>有新版本时，通过版本更新验证并同意更新之后，自动更新文件以及数据库。</w:t>
-      </w:r>
-    </w:p>
-    <w:p>
-      <w:pPr>
-        <w:pStyle w:val="5"/>
-        <w:spacing w:before="6" w:line="336" w:lineRule="auto"/>
-        <w:ind w:right="111" w:firstLine="0" w:firstLineChars="0"/>
-        <w:jc w:val="both"/>
-        <w:rPr>
-          <w:rFonts w:hint="eastAsia"/>
-          <w:strike w:val="0"/>
-          <w:dstrike w:val="0"/>
-          <w:color w:val="4B4B4E"/>
-          <w:highlight w:val="none"/>
-          <w:lang w:val="en-US" w:eastAsia="zh-CN"/>
-        </w:rPr>
-      </w:pPr>
-      <w:r>
-        <w:rPr>
-          <w:rFonts w:hint="eastAsia"/>
-          <w:strike w:val="0"/>
-          <w:dstrike w:val="0"/>
-          <w:color w:val="4B4B4E"/>
-          <w:highlight w:val="none"/>
-          <w:lang w:val="en-US" w:eastAsia="zh-CN"/>
-        </w:rPr>
-        <w:t>云端使用easyswoole 的异步协程，打包更新所需资源，使用七牛云存储保存更新所需资源，方便更新。</w:t>
-      </w:r>
-    </w:p>
-    <w:p>
-      <w:pPr>
-        <w:pStyle w:val="5"/>
-        <w:spacing w:before="6" w:line="336" w:lineRule="auto"/>
-        <w:ind w:right="111" w:firstLine="0" w:firstLineChars="0"/>
-        <w:jc w:val="both"/>
-        <w:rPr>
-          <w:rFonts w:hint="default"/>
-          <w:strike w:val="0"/>
-          <w:dstrike w:val="0"/>
-          <w:color w:val="4B4B4E"/>
-          <w:highlight w:val="none"/>
-          <w:lang w:val="en-US" w:eastAsia="zh-CN"/>
-        </w:rPr>
-      </w:pPr>
-      <w:r>
-        <w:rPr>
-          <w:rFonts w:hint="eastAsia"/>
-          <w:strike w:val="0"/>
-          <w:dstrike w:val="0"/>
-          <w:color w:val="4B4B4E"/>
-          <w:highlight w:val="none"/>
-          <w:lang w:val="en-US" w:eastAsia="zh-CN"/>
-        </w:rPr>
-        <w:t>MySQL存储项目版本以及更新所需的资源路径。</w:t>
+        <w:t>方便管理员对用户的行为进行可视化，开发了对用户赋予标签的功能。手动标签是即时赋予用户相应的标签的功能。自动标签是通过对固定行为进行组合，并限制或不限时间段，通过Redis队列的方式执行。对满足条件的用户进行标注。</w:t>
       </w:r>
     </w:p>
     <w:p>
@@ -930,241 +932,29 @@
         <w:ind w:right="111"/>
         <w:jc w:val="both"/>
         <w:rPr>
-          <w:rFonts w:hint="eastAsia"/>
-          <w:strike w:val="0"/>
-          <w:dstrike w:val="0"/>
-          <w:color w:val="4B4B4E"/>
-          <w:highlight w:val="none"/>
-          <w:lang w:eastAsia="zh-CN"/>
-        </w:rPr>
-      </w:pPr>
-      <w:r>
-        <w:rPr>
-          <w:strike w:val="0"/>
-          <w:dstrike w:val="0"/>
-          <w:color w:val="4B4B4E"/>
-          <w:highlight w:val="none"/>
-        </w:rPr>
-        <w:t>智慧家禽</w:t>
-      </w:r>
-      <w:r>
-        <w:rPr>
-          <w:rFonts w:hint="eastAsia"/>
-          <w:strike w:val="0"/>
-          <w:dstrike w:val="0"/>
-          <w:color w:val="4B4B4E"/>
-          <w:highlight w:val="none"/>
-          <w:lang w:val="en-US" w:eastAsia="zh-CN"/>
-        </w:rPr>
-        <w:t>系</w:t>
-      </w:r>
-      <w:r>
-        <w:rPr>
-          <w:strike w:val="0"/>
-          <w:dstrike w:val="0"/>
-          <w:color w:val="4B4B4E"/>
-          <w:highlight w:val="none"/>
-        </w:rPr>
-        <w:t>统</w:t>
-      </w:r>
-      <w:r>
-        <w:rPr>
-          <w:rFonts w:hint="eastAsia"/>
-          <w:strike w:val="0"/>
-          <w:dstrike w:val="0"/>
-          <w:color w:val="4B4B4E"/>
-          <w:highlight w:val="none"/>
-          <w:lang w:eastAsia="zh-CN"/>
-        </w:rPr>
-        <w:t>：</w:t>
-      </w:r>
-    </w:p>
-    <w:p>
-      <w:pPr>
-        <w:pStyle w:val="5"/>
-        <w:spacing w:before="6" w:line="336" w:lineRule="auto"/>
-        <w:ind w:right="111"/>
-        <w:jc w:val="both"/>
-        <w:rPr>
-          <w:rFonts w:hint="eastAsia" w:eastAsia="微软雅黑"/>
-          <w:color w:val="4B4B4E"/>
-          <w:lang w:eastAsia="zh-CN"/>
-        </w:rPr>
-      </w:pPr>
-      <w:r>
-        <w:rPr>
-          <w:rFonts w:hint="eastAsia"/>
-          <w:strike w:val="0"/>
-          <w:dstrike w:val="0"/>
-          <w:color w:val="4B4B4E"/>
-          <w:highlight w:val="none"/>
-          <w:lang w:val="en-US" w:eastAsia="zh-CN"/>
-        </w:rPr>
-        <w:t>联动第三方对接的业务</w:t>
-      </w:r>
-      <w:r>
-        <w:rPr>
-          <w:strike w:val="0"/>
-          <w:dstrike w:val="0"/>
-          <w:color w:val="4B4B4E"/>
-          <w:highlight w:val="none"/>
-        </w:rPr>
-        <w:t>，</w:t>
-      </w:r>
-      <w:r>
-        <w:rPr>
-          <w:rFonts w:hint="eastAsia"/>
-          <w:strike w:val="0"/>
-          <w:dstrike w:val="0"/>
-          <w:color w:val="4B4B4E"/>
-          <w:highlight w:val="none"/>
-          <w:lang w:val="en-US" w:eastAsia="zh-CN"/>
-        </w:rPr>
-        <w:t>对家禽绑定物理设备，数字化家禽的生长</w:t>
-      </w:r>
-      <w:r>
-        <w:rPr>
-          <w:rFonts w:hint="eastAsia"/>
-          <w:strike w:val="0"/>
-          <w:dstrike w:val="0"/>
-          <w:color w:val="4B4B4E"/>
-          <w:highlight w:val="none"/>
-          <w:lang w:eastAsia="zh-CN"/>
-        </w:rPr>
-        <w:t>，</w:t>
-      </w:r>
-      <w:r>
-        <w:rPr>
-          <w:rFonts w:hint="eastAsia"/>
-          <w:strike w:val="0"/>
-          <w:dstrike w:val="0"/>
-          <w:color w:val="4B4B4E"/>
-          <w:highlight w:val="none"/>
-          <w:lang w:val="en-US" w:eastAsia="zh-CN"/>
-        </w:rPr>
-        <w:t>并以</w:t>
-      </w:r>
-      <w:r>
-        <w:rPr>
-          <w:strike w:val="0"/>
-          <w:dstrike w:val="0"/>
-          <w:color w:val="4B4B4E"/>
-          <w:highlight w:val="none"/>
-        </w:rPr>
-        <w:t>可视化的界面</w:t>
-      </w:r>
-      <w:r>
-        <w:rPr>
-          <w:rFonts w:hint="eastAsia"/>
-          <w:strike w:val="0"/>
-          <w:dstrike w:val="0"/>
-          <w:color w:val="4B4B4E"/>
-          <w:highlight w:val="none"/>
-          <w:lang w:val="en-US" w:eastAsia="zh-CN"/>
-        </w:rPr>
-        <w:t>为用户</w:t>
-      </w:r>
-      <w:r>
-        <w:rPr>
-          <w:strike w:val="0"/>
-          <w:dstrike w:val="0"/>
-          <w:color w:val="4B4B4E"/>
-          <w:highlight w:val="none"/>
-        </w:rPr>
-        <w:t>提供良好的体验以及</w:t>
-      </w:r>
-      <w:r>
-        <w:rPr>
-          <w:rFonts w:hint="eastAsia"/>
-          <w:strike w:val="0"/>
-          <w:dstrike w:val="0"/>
-          <w:color w:val="4B4B4E"/>
-          <w:highlight w:val="none"/>
-          <w:lang w:val="en-US" w:eastAsia="zh-CN"/>
-        </w:rPr>
-        <w:t>为管理员</w:t>
-      </w:r>
-      <w:r>
-        <w:rPr>
-          <w:strike w:val="0"/>
-          <w:dstrike w:val="0"/>
-          <w:color w:val="4B4B4E"/>
-          <w:highlight w:val="none"/>
-        </w:rPr>
-        <w:t>便捷的管理方式。对给定的需求，进行需求分析，以及数据库的设计以及后端代码实现。从设计数据库，到项目完成，严格按照开发规范推进，独立开发，项目上线后正常运行。</w:t>
-      </w:r>
-    </w:p>
-    <w:p>
-      <w:pPr>
-        <w:pStyle w:val="5"/>
-        <w:spacing w:before="6" w:line="336" w:lineRule="auto"/>
-        <w:ind w:right="111" w:firstLine="380" w:firstLineChars="200"/>
-        <w:jc w:val="both"/>
-        <w:rPr>
-          <w:rFonts w:hint="eastAsia"/>
-          <w:color w:val="4B4B4E"/>
-        </w:rPr>
-      </w:pPr>
-      <w:r>
-        <w:rPr>
-          <w:rFonts w:hint="eastAsia"/>
-          <w:color w:val="4B4B4E"/>
-        </w:rPr>
-        <w:t>用户标签</w:t>
-      </w:r>
-      <w:r>
-        <w:rPr>
-          <w:rFonts w:hint="eastAsia"/>
-          <w:color w:val="4B4B4E"/>
-          <w:lang w:val="en-US" w:eastAsia="zh-CN"/>
-        </w:rPr>
-        <w:t>功能</w:t>
-      </w:r>
-      <w:r>
-        <w:rPr>
-          <w:rFonts w:hint="eastAsia"/>
-          <w:color w:val="4B4B4E"/>
-        </w:rPr>
-        <w:t>：为了方便管理员对用户的行为进行可视化，开发了对用户赋予标签的方式，可手动标签和自动标签的方式进行。手动标签即即时赋予用户相应的标签。自动标签通过选定时间段，对用户的某种或者某几种行为进行标注，通过redis定时队列的方式进行</w:t>
-      </w:r>
-      <w:r>
-        <w:rPr>
-          <w:rFonts w:hint="eastAsia"/>
-          <w:color w:val="4B4B4E"/>
-          <w:lang w:val="en-US" w:eastAsia="zh-CN"/>
-        </w:rPr>
-        <w:t>赋予</w:t>
-      </w:r>
-      <w:r>
-        <w:rPr>
-          <w:rFonts w:hint="eastAsia"/>
-          <w:color w:val="4B4B4E"/>
-        </w:rPr>
-        <w:t>。对所有的用户进行遍历并对满足用户的数据进行标注。</w:t>
-      </w:r>
-    </w:p>
-    <w:p>
-      <w:pPr>
-        <w:pStyle w:val="5"/>
-        <w:spacing w:before="6" w:line="336" w:lineRule="auto"/>
-        <w:ind w:right="111" w:firstLine="380" w:firstLineChars="200"/>
-        <w:jc w:val="both"/>
-        <w:rPr>
-          <w:rFonts w:hint="eastAsia"/>
-          <w:color w:val="4B4B4E"/>
-        </w:rPr>
-      </w:pPr>
-      <w:r>
-        <w:rPr>
-          <w:rFonts w:hint="eastAsia"/>
-          <w:color w:val="4B4B4E"/>
-        </w:rPr>
-        <w:t>研学教育系统：为了联动公司项目，提供给学生，老师，家长使用的功能。</w:t>
-      </w:r>
-      <w:r>
-        <w:rPr>
-          <w:rFonts w:hint="eastAsia"/>
-          <w:color w:val="4B4B4E"/>
+          <w:color w:val="auto"/>
+        </w:rPr>
+      </w:pPr>
+      <w:r>
+        <w:rPr>
+          <w:rFonts w:hint="eastAsia"/>
+          <w:b/>
+          <w:bCs/>
+          <w:color w:val="auto"/>
+        </w:rPr>
+        <w:t>研学教育系统</w:t>
+      </w:r>
+      <w:r>
+        <w:rPr>
+          <w:rFonts w:hint="eastAsia"/>
+          <w:color w:val="auto"/>
+        </w:rPr>
+        <w:t>：为了联动公司项目，提供给学生，老师，家长使用的功能。</w:t>
+      </w:r>
+      <w:r>
+        <w:rPr>
+          <w:rFonts w:hint="eastAsia"/>
+          <w:color w:val="auto"/>
           <w:lang w:val="en-US" w:eastAsia="zh-CN"/>
         </w:rPr>
         <w:t>联动</w:t>
@@ -1172,14 +962,14 @@
       <w:r>
         <w:rPr>
           <w:rFonts w:hint="eastAsia"/>
-          <w:color w:val="4B4B4E"/>
+          <w:color w:val="auto"/>
         </w:rPr>
         <w:t>系统中</w:t>
       </w:r>
       <w:r>
         <w:rPr>
           <w:rFonts w:hint="eastAsia"/>
-          <w:color w:val="4B4B4E"/>
+          <w:color w:val="auto"/>
           <w:lang w:val="en-US" w:eastAsia="zh-CN"/>
         </w:rPr>
         <w:t>的</w:t>
@@ -1187,14 +977,14 @@
       <w:r>
         <w:rPr>
           <w:rFonts w:hint="eastAsia"/>
-          <w:color w:val="4B4B4E"/>
+          <w:color w:val="auto"/>
         </w:rPr>
         <w:t>认养</w:t>
       </w:r>
       <w:r>
         <w:rPr>
           <w:rFonts w:hint="eastAsia"/>
-          <w:color w:val="4B4B4E"/>
+          <w:color w:val="auto"/>
           <w:lang w:val="en-US" w:eastAsia="zh-CN"/>
         </w:rPr>
         <w:t>功能，认养</w:t>
@@ -1202,14 +992,14 @@
       <w:r>
         <w:rPr>
           <w:rFonts w:hint="eastAsia"/>
-          <w:color w:val="4B4B4E"/>
+          <w:color w:val="auto"/>
         </w:rPr>
         <w:t>某一个树，可以在现在对该树进行一系列相关的劳动。老师根据劳动的内容，给定不同的周期和分数。学生完成之后，通过图片的方式上传并提交作业。学生和家长都能够</w:t>
       </w:r>
       <w:r>
         <w:rPr>
           <w:rFonts w:hint="eastAsia"/>
-          <w:color w:val="4B4B4E"/>
+          <w:color w:val="auto"/>
           <w:lang w:val="en-US" w:eastAsia="zh-CN"/>
         </w:rPr>
         <w:t>查</w:t>
@@ -1217,14 +1007,14 @@
       <w:r>
         <w:rPr>
           <w:rFonts w:hint="eastAsia"/>
-          <w:color w:val="4B4B4E"/>
+          <w:color w:val="auto"/>
         </w:rPr>
         <w:t>看到作业，以及评分。教师对同学的作业评分之后，根据设定的不同星级阈值，</w:t>
       </w:r>
       <w:r>
         <w:rPr>
           <w:rFonts w:hint="eastAsia"/>
-          <w:color w:val="4B4B4E"/>
+          <w:color w:val="auto"/>
           <w:lang w:val="en-US" w:eastAsia="zh-CN"/>
         </w:rPr>
         <w:t>对班级学生</w:t>
@@ -1232,7 +1022,7 @@
       <w:r>
         <w:rPr>
           <w:rFonts w:hint="eastAsia"/>
-          <w:color w:val="4B4B4E"/>
+          <w:color w:val="auto"/>
         </w:rPr>
         <w:t>进行排行。</w:t>
       </w:r>
@@ -1243,114 +1033,170 @@
         <w:spacing w:line="336" w:lineRule="auto"/>
         <w:ind w:right="111"/>
         <w:rPr>
-          <w:color w:val="4B4B4E"/>
-        </w:rPr>
-      </w:pPr>
-      <w:r>
-        <w:rPr>
+          <w:rFonts w:hint="eastAsia"/>
+          <w:color w:val="auto"/>
+        </w:rPr>
+      </w:pPr>
+      <w:r>
+        <w:rPr>
+          <w:rFonts w:hint="eastAsia"/>
           <w:b/>
-          <w:color w:val="4B4B4E"/>
-        </w:rPr>
-        <w:t>第三方对接</w:t>
-      </w:r>
-      <w:r>
-        <w:rPr>
-          <w:color w:val="4B4B4E"/>
-        </w:rPr>
-        <w:t>：</w:t>
+          <w:bCs/>
+          <w:color w:val="auto"/>
+        </w:rPr>
+        <w:t>微信第三方平台对接</w:t>
+      </w:r>
+      <w:r>
+        <w:rPr>
+          <w:rFonts w:hint="eastAsia"/>
+          <w:color w:val="auto"/>
+        </w:rPr>
+        <w:t>：对接微信小程序第三方平台，屏蔽细节操作，帮助公司商户用户快速开发和管理小程序。包含快速注册并绑定微信小程序，以及微信小程序的版本审核发布等一站式服务，简化用户的操作。数据库保存用户的授权相关字段，并简历索引，</w:t>
+      </w:r>
+      <w:r>
+        <w:rPr>
+          <w:rFonts w:hint="eastAsia"/>
+          <w:color w:val="auto"/>
+          <w:lang w:val="en-US" w:eastAsia="zh-CN"/>
+        </w:rPr>
+        <w:t>加快</w:t>
+      </w:r>
+      <w:r>
+        <w:rPr>
+          <w:rFonts w:hint="eastAsia"/>
+          <w:color w:val="auto"/>
+        </w:rPr>
+        <w:t>查询。</w:t>
       </w:r>
     </w:p>
     <w:p>
       <w:pPr>
         <w:pStyle w:val="5"/>
         <w:spacing w:line="336" w:lineRule="auto"/>
-        <w:ind w:right="111" w:firstLine="380" w:firstLineChars="200"/>
-        <w:rPr>
-          <w:rFonts w:hint="eastAsia"/>
-          <w:color w:val="4B4B4E"/>
-        </w:rPr>
-      </w:pPr>
-      <w:r>
-        <w:rPr>
-          <w:rFonts w:hint="eastAsia"/>
-          <w:color w:val="4B4B4E"/>
-        </w:rPr>
-        <w:t>微信第三方平台对接：对接微信小程序第三方平台，屏蔽细节操作，帮助公司商户用户快速开发和管理小程序。包含快速注册并绑定微信小程序，以及微信小程序的版本审核发布等一站式服务，简化用户的操作。使用了easywechat的组件，并优化其文件缓存为redis。数据库保存用户的授权相关字段，并简历索引，</w:t>
-      </w:r>
-      <w:r>
-        <w:rPr>
-          <w:rFonts w:hint="eastAsia"/>
-          <w:color w:val="4B4B4E"/>
-          <w:lang w:val="en-US" w:eastAsia="zh-CN"/>
-        </w:rPr>
-        <w:t>加快</w:t>
-      </w:r>
-      <w:r>
-        <w:rPr>
-          <w:rFonts w:hint="eastAsia"/>
-          <w:color w:val="4B4B4E"/>
-        </w:rPr>
-        <w:t>查询。</w:t>
-      </w:r>
-    </w:p>
-    <w:p>
-      <w:pPr>
-        <w:pStyle w:val="5"/>
-        <w:spacing w:line="336" w:lineRule="auto"/>
-        <w:ind w:right="111" w:firstLine="380" w:firstLineChars="200"/>
-        <w:rPr>
-          <w:rFonts w:hint="eastAsia"/>
-          <w:color w:val="4B4B4E"/>
-        </w:rPr>
-      </w:pPr>
-      <w:r>
-        <w:rPr>
-          <w:rFonts w:hint="eastAsia"/>
-          <w:color w:val="4B4B4E"/>
-        </w:rPr>
-        <w:t>第三方平台智能设备对接（客制化）：对第三方平台的硬件设备进行对接，以方便对畜牧的养殖数据可视化。利用分层的思想，分离请求和业务逻辑，方便维护。封装用户数据和token以及请求信息。简历数据库，保存第三方用户信息，以提供单点登录功能。</w:t>
-      </w:r>
-    </w:p>
-    <w:p>
-      <w:pPr>
-        <w:pStyle w:val="5"/>
-        <w:spacing w:line="336" w:lineRule="auto"/>
-        <w:ind w:right="111" w:firstLine="380" w:firstLineChars="200"/>
-        <w:rPr>
-          <w:rFonts w:hint="eastAsia"/>
-          <w:color w:val="4B4B4E"/>
-        </w:rPr>
-      </w:pPr>
-      <w:r>
-        <w:rPr>
-          <w:rFonts w:hint="eastAsia"/>
-          <w:color w:val="4B4B4E"/>
-        </w:rPr>
-        <w:t>第三方智能设备对接：整合用户和第三方平台，与第三方硬件厂商对接，目的在于，可以对畜牧进行绑定蓝牙耳标的操作，第三方通过配套硬件设置，获取到畜牧的数据并推送并保存。云端保存和同步第三方的硬件设备信息数据，客户添加设备时，在云端查询，没有云端没有这个数据时，进行同步第三方数据的操作，并加上redis锁和过期时间。</w:t>
-      </w:r>
-      <w:r>
-        <w:rPr>
-          <w:rFonts w:hint="eastAsia"/>
-          <w:color w:val="4B4B4E"/>
-          <w:lang w:val="en-US" w:eastAsia="zh-CN"/>
-        </w:rPr>
-        <w:t>缓存空值，减少数据库压力</w:t>
-      </w:r>
-      <w:r>
-        <w:rPr>
-          <w:rFonts w:hint="eastAsia"/>
-          <w:color w:val="4B4B4E"/>
-        </w:rPr>
-        <w:t>。用户在获取当前畜牧的日志记录时，查询第三方的数据并整理后返回。用户添加成功之后，在本地保存一份，作为选择耳标对畜牧下单时分配，使用redis锁和订单过期时间，以保证设备的可用性。</w:t>
+        <w:ind w:right="111"/>
+        <w:rPr>
+          <w:rFonts w:hint="eastAsia"/>
+          <w:color w:val="auto"/>
+        </w:rPr>
+      </w:pPr>
+      <w:r>
+        <w:rPr>
+          <w:rFonts w:hint="eastAsia"/>
+          <w:b/>
+          <w:bCs/>
+          <w:color w:val="auto"/>
+        </w:rPr>
+        <w:t>第三方智能设备对接</w:t>
+      </w:r>
+      <w:r>
+        <w:rPr>
+          <w:rFonts w:hint="eastAsia"/>
+          <w:color w:val="auto"/>
+        </w:rPr>
+        <w:t>：整合用户</w:t>
+      </w:r>
+      <w:r>
+        <w:rPr>
+          <w:rFonts w:hint="eastAsia"/>
+          <w:color w:val="auto"/>
+          <w:lang w:eastAsia="zh-CN"/>
+        </w:rPr>
+        <w:t>，</w:t>
+      </w:r>
+      <w:r>
+        <w:rPr>
+          <w:rFonts w:hint="eastAsia"/>
+          <w:color w:val="auto"/>
+          <w:lang w:val="en-US" w:eastAsia="zh-CN"/>
+        </w:rPr>
+        <w:t>对接</w:t>
+      </w:r>
+      <w:r>
+        <w:rPr>
+          <w:rFonts w:hint="eastAsia"/>
+          <w:color w:val="auto"/>
+        </w:rPr>
+        <w:t>第三方硬件厂商，</w:t>
+      </w:r>
+      <w:r>
+        <w:rPr>
+          <w:rFonts w:hint="eastAsia"/>
+          <w:color w:val="auto"/>
+          <w:lang w:val="en-US" w:eastAsia="zh-CN"/>
+        </w:rPr>
+        <w:t>对畜牧进行智能化管理。</w:t>
+      </w:r>
+      <w:r>
+        <w:rPr>
+          <w:rFonts w:hint="eastAsia"/>
+          <w:color w:val="auto"/>
+        </w:rPr>
+        <w:t>利用分层的思想，分离请求和业务逻辑，方便维护。封装用户数据和token以及请求信息</w:t>
+      </w:r>
+      <w:r>
+        <w:rPr>
+          <w:rFonts w:hint="eastAsia"/>
+          <w:color w:val="auto"/>
+          <w:lang w:eastAsia="zh-CN"/>
+        </w:rPr>
+        <w:t>。</w:t>
+      </w:r>
+      <w:r>
+        <w:rPr>
+          <w:rFonts w:hint="eastAsia"/>
+          <w:color w:val="auto"/>
+        </w:rPr>
+        <w:t>保存第三方用户信息，以提供单点登录功。第三方通过配套硬件设置，获取到畜牧的数据并推送并保存。云端</w:t>
+      </w:r>
+      <w:r>
+        <w:rPr>
+          <w:rFonts w:hint="eastAsia"/>
+          <w:color w:val="auto"/>
+          <w:lang w:val="en-US" w:eastAsia="zh-CN"/>
+        </w:rPr>
+        <w:t>使用分布式锁，限制用户同步数据的频率，减少数据库压力</w:t>
+      </w:r>
+      <w:r>
+        <w:rPr>
+          <w:rFonts w:hint="eastAsia"/>
+          <w:color w:val="auto"/>
+        </w:rPr>
+        <w:t>。</w:t>
+      </w:r>
+      <w:r>
+        <w:rPr>
+          <w:rFonts w:hint="eastAsia"/>
+          <w:color w:val="auto"/>
+          <w:lang w:val="en-US" w:eastAsia="zh-CN"/>
+        </w:rPr>
+        <w:t>缓存空值，并设置合适的过期时间，减少数据库查询压力</w:t>
+      </w:r>
+      <w:r>
+        <w:rPr>
+          <w:rFonts w:hint="eastAsia"/>
+          <w:color w:val="auto"/>
+        </w:rPr>
+        <w:t>。</w:t>
       </w:r>
     </w:p>
     <w:p>
       <w:pPr>
         <w:pStyle w:val="2"/>
-      </w:pPr>
-      <w:r>
-        <w:rPr>
-          <w:color w:val="4B4B4E"/>
+        <w:rPr>
+          <w:b/>
+          <w:bCs/>
+          <w:color w:val="auto"/>
+          <w:sz w:val="24"/>
+          <w:szCs w:val="24"/>
+        </w:rPr>
+      </w:pPr>
+      <w:r>
+        <w:rPr>
+          <w:b/>
+          <w:bCs/>
+          <w:color w:val="auto"/>
+          <w:sz w:val="24"/>
+          <w:szCs w:val="24"/>
         </w:rPr>
         <w:t>项目经历</w:t>
       </w:r>
@@ -1363,34 +1209,53 @@
           <w:tab w:val="right" w:pos="9422"/>
         </w:tabs>
         <w:spacing w:before="205"/>
-      </w:pPr>
-      <w:r>
-        <w:rPr>
-          <w:color w:val="4B4B4E"/>
-        </w:rPr>
-        <w:t>健身房管理系统</w:t>
-      </w:r>
-      <w:r>
-        <w:rPr>
-          <w:color w:val="4B4B4E"/>
+        <w:rPr>
+          <w:color w:val="auto"/>
+        </w:rPr>
+      </w:pPr>
+      <w:r>
+        <w:rPr>
+          <w:color w:val="auto"/>
+        </w:rPr>
+        <w:t>健身房管理</w:t>
+      </w:r>
+      <w:r>
+        <w:rPr>
+          <w:rFonts w:hint="eastAsia"/>
+          <w:color w:val="auto"/>
+          <w:lang w:val="en-US" w:eastAsia="zh-CN"/>
+        </w:rPr>
+        <w:t>系统</w:t>
+      </w:r>
+      <w:r>
+        <w:rPr>
+          <w:color w:val="auto"/>
         </w:rPr>
         <w:tab/>
       </w:r>
       <w:r>
         <w:rPr>
-          <w:color w:val="4B4B4E"/>
-        </w:rPr>
-        <w:t>全栈开发</w:t>
-      </w:r>
-      <w:r>
-        <w:rPr>
-          <w:color w:val="4B4B4E"/>
+          <w:rFonts w:hint="eastAsia"/>
+          <w:color w:val="auto"/>
+          <w:lang w:val="en-US" w:eastAsia="zh-CN"/>
+        </w:rPr>
+        <w:t>后端</w:t>
+      </w:r>
+      <w:r>
+        <w:rPr>
+          <w:color w:val="auto"/>
+        </w:rPr>
+        <w:t>开发</w:t>
+      </w:r>
+      <w:r>
+        <w:rPr>
+          <w:color w:val="auto"/>
         </w:rPr>
         <w:tab/>
       </w:r>
       <w:r>
         <w:rPr>
-          <w:color w:val="4B4B4E"/>
+          <w:color w:val="auto"/>
         </w:rPr>
         <w:t>2022.1-2022.3</w:t>
       </w:r>
@@ -1399,12 +1264,29 @@
       <w:pPr>
         <w:pStyle w:val="5"/>
         <w:spacing w:before="140"/>
-      </w:pPr>
-      <w:r>
-        <w:rPr>
-          <w:color w:val="4B4B4E"/>
-        </w:rPr>
-        <w:t>独立开发的基于ThinkPHP6 框架的 MVC 模式的 健身房管理系统</w:t>
+        <w:rPr>
+          <w:color w:val="auto"/>
+        </w:rPr>
+      </w:pPr>
+      <w:r>
+        <w:rPr>
+          <w:color w:val="auto"/>
+        </w:rPr>
+        <w:t>独立开发的基于ThinkPHP6 框架的 MVC 模式</w:t>
+      </w:r>
+      <w:r>
+        <w:rPr>
+          <w:rFonts w:hint="eastAsia"/>
+          <w:color w:val="auto"/>
+          <w:lang w:val="en-US" w:eastAsia="zh-CN"/>
+        </w:rPr>
+        <w:t>和FPM模式</w:t>
+      </w:r>
+      <w:r>
+        <w:rPr>
+          <w:color w:val="auto"/>
+        </w:rPr>
+        <w:t>的健身房管理系统</w:t>
       </w:r>
     </w:p>
     <w:p>
@@ -1412,10 +1294,13 @@
         <w:pStyle w:val="5"/>
         <w:spacing w:before="137" w:line="336" w:lineRule="auto"/>
         <w:ind w:right="2844"/>
-      </w:pPr>
-      <w:r>
-        <w:rPr>
-          <w:color w:val="4B4B4E"/>
+        <w:rPr>
+          <w:color w:val="auto"/>
+        </w:rPr>
+      </w:pPr>
+      <w:r>
+        <w:rPr>
+          <w:color w:val="auto"/>
         </w:rPr>
         <w:t>使用 Bootstrap 模板构建前端，使用 FCKEditor 作为富文本编辑器，丰富构建内容使用 Redis 保存用户登录状态以及用户鉴权实现了 平台内容分级机制</w:t>
       </w:r>
@@ -1424,10 +1309,13 @@
       <w:pPr>
         <w:pStyle w:val="5"/>
         <w:spacing w:line="346" w:lineRule="exact"/>
-      </w:pPr>
-      <w:r>
-        <w:rPr>
-          <w:color w:val="4B4B4E"/>
+        <w:rPr>
+          <w:color w:val="auto"/>
+        </w:rPr>
+      </w:pPr>
+      <w:r>
+        <w:rPr>
+          <w:color w:val="auto"/>
         </w:rPr>
         <w:t>采用 Redis 作为信息缓存 ，加快了 请求响应速度 ，降低了 90% 以上的数据库压力</w:t>
       </w:r>
@@ -1436,10 +1324,13 @@
       <w:pPr>
         <w:pStyle w:val="5"/>
         <w:spacing w:before="139"/>
-      </w:pPr>
-      <w:r>
-        <w:rPr>
-          <w:color w:val="4B4B4E"/>
+        <w:rPr>
+          <w:color w:val="auto"/>
+        </w:rPr>
+      </w:pPr>
+      <w:r>
+        <w:rPr>
+          <w:color w:val="auto"/>
         </w:rPr>
         <w:t>使用 Mysql FULLTEXT 索引配合 Ngram 引擎做全文搜索技术代替 LIKE 模糊匹配，搜索效率提升 70% 以上</w:t>
       </w:r>
@@ -1450,11 +1341,18 @@
         <w:spacing w:before="3"/>
         <w:ind w:left="0"/>
         <w:rPr>
+          <w:color w:val="auto"/>
           <w:sz w:val="11"/>
         </w:rPr>
       </w:pPr>
     </w:p>
-    <w:p/>
+    <w:p>
+      <w:pPr>
+        <w:rPr>
+          <w:color w:val="auto"/>
+        </w:rPr>
+      </w:pPr>
+    </w:p>
     <w:sectPr>
       <w:type w:val="continuous"/>
       <w:pgSz w:w="11900" w:h="16840"/>
